--- a/artifacts/shams_project/SHAMS_PROJECT_PORTFOLIO_ENTERPRISE_19C.docx
+++ b/artifacts/shams_project/SHAMS_PROJECT_PORTFOLIO_ENTERPRISE_19C.docx
@@ -985,7 +985,7 @@
               <w:rPr>
                 <w:sz w:val="15"/>
               </w:rPr>
-              <w:t>DBCA SID o SID prefix primary</w:t>
+              <w:t>DBCA SID primary single instance</w:t>
             </w:r>
           </w:p>
         </w:tc>
@@ -1023,7 +1023,45 @@
               <w:rPr>
                 <w:sz w:val="15"/>
               </w:rPr>
-              <w:t>SID single instance standby</w:t>
+              <w:t>DBCA SID prefix primary RAC</w:t>
+            </w:r>
+          </w:p>
+        </w:tc>
+        <w:tc>
+          <w:tcPr>
+            <w:tcW w:w="2500" w:type="pct"/>
+          </w:tcPr>
+          <w:p>
+            <w:pPr>
+              <w:rPr>
+                <w:sz w:val="15"/>
+              </w:rPr>
+            </w:pPr>
+            <w:r>
+              <w:rPr>
+                <w:sz w:val="15"/>
+              </w:rPr>
+              <w:t>M24SHAMSPEC</w:t>
+            </w:r>
+          </w:p>
+        </w:tc>
+      </w:tr>
+      <w:tr>
+        <w:tc>
+          <w:tcPr>
+            <w:tcW w:w="2500" w:type="pct"/>
+          </w:tcPr>
+          <w:p>
+            <w:pPr>
+              <w:rPr>
+                <w:sz w:val="15"/>
+              </w:rPr>
+            </w:pPr>
+            <w:r>
+              <w:rPr>
+                <w:sz w:val="15"/>
+              </w:rPr>
+              <w:t>SID locale auxiliary standby single instance</w:t>
             </w:r>
           </w:p>
         </w:tc>
@@ -1354,6 +1392,7 @@
     <w:p/>
     <w:p>
       <w:r>
+        <w:lastRenderedPageBreak/>
         <w:t>Il nome si costruisce come:</w:t>
       </w:r>
     </w:p>
@@ -3001,12 +3040,23 @@
     </w:p>
     <w:p>
       <w:r>
-        <w:t>3. in DBCA sul primary inserire prima Global Database Name e SID prefix</w:t>
-      </w:r>
-    </w:p>
-    <w:p>
-      <w:r>
-        <w:t xml:space="preserve">   site-specific, quindi aprire All Initialization Parameters e verificare</w:t>
+        <w:t>3. in DBCA sul primary inserire Global Database Name site-specific</w:t>
+      </w:r>
+    </w:p>
+    <w:p>
+      <w:r>
+        <w:t xml:space="preserve">   M24SHAMSPEC[.&lt;DB_DOMAIN&gt;]; usare SID M24SHAMSPEC per single instance</w:t>
+      </w:r>
+    </w:p>
+    <w:p>
+      <w:r>
+        <w:lastRenderedPageBreak/>
+        <w:t xml:space="preserve">   oppure SID prefix M24SHAMSPEC per RAC;</w:t>
+      </w:r>
+    </w:p>
+    <w:p>
+      <w:r>
+        <w:t>4. aprire All Initialization Parameters e verificare</w:t>
       </w:r>
     </w:p>
     <w:p>
@@ -3016,7 +3066,7 @@
     </w:p>
     <w:p>
       <w:r>
-        <w:t>4. lo standby si crea con RMAN duplicate o metodo fisico approvato, non con</w:t>
+        <w:t>5. lo standby si crea con RMAN duplicate o metodo fisico approvato, non con</w:t>
       </w:r>
     </w:p>
     <w:p>
@@ -3026,17 +3076,17 @@
     </w:p>
     <w:p>
       <w:r>
-        <w:t>5. sullo standby usare SID site-specific M24SHAMSSEC oppure</w:t>
-      </w:r>
-    </w:p>
-    <w:p>
-      <w:r>
-        <w:t xml:space="preserve">   M24SHAMSSEC1/2 per RAC;</w:t>
-      </w:r>
-    </w:p>
-    <w:p>
-      <w:r>
-        <w:t>6. abilitare ARCHIVELOG, FORCE LOGGING, OMF, FRA e</w:t>
+        <w:t>6. sullo standby usare il SID locale auxiliary M24SHAMSSEC oppure</w:t>
+      </w:r>
+    </w:p>
+    <w:p>
+      <w:r>
+        <w:t xml:space="preserve">   M24SHAMSSEC1/2 per RAC, secondo la SOP scelta;</w:t>
+      </w:r>
+    </w:p>
+    <w:p>
+      <w:r>
+        <w:t>7. abilitare ARCHIVELOG, FORCE LOGGING, OMF, FRA e</w:t>
       </w:r>
     </w:p>
     <w:p>
@@ -3046,17 +3096,27 @@
     </w:p>
     <w:p>
       <w:r>
-        <w:t>7. creare SRL su entrambi i ruoli prima di uno switchover;</w:t>
-      </w:r>
-    </w:p>
-    <w:p>
-      <w:r>
-        <w:t>8. usare password file coerenti, prompt interattivo o wallet SEPS;</w:t>
-      </w:r>
-    </w:p>
-    <w:p>
-      <w:r>
-        <w:t>9. non scrivere password negli argomenti shell.</w:t>
+        <w:t>8. creare SRL su entrambi i ruoli prima di uno switchover;</w:t>
+      </w:r>
+    </w:p>
+    <w:p>
+      <w:r>
+        <w:t>9. usare password file coerenti, prompt interattivo o wallet SEPS;</w:t>
+      </w:r>
+    </w:p>
+    <w:p>
+      <w:r>
+        <w:t>10. non scrivere password negli argomenti shell.</w:t>
+      </w:r>
+    </w:p>
+    <w:p>
+      <w:r>
+        <w:t>Per la compilazione puntuale del wizard usare la</w:t>
+      </w:r>
+    </w:p>
+    <w:p>
+      <w:r>
+        <w:t>matrice campi DBCA.</w:t>
       </w:r>
     </w:p>
     <w:p>
@@ -3564,6 +3624,7 @@
         <w:pStyle w:val="Heading1"/>
       </w:pPr>
       <w:r>
+        <w:lastRenderedPageBreak/>
         <w:t>Validazione finale</w:t>
       </w:r>
     </w:p>
@@ -3949,6 +4010,7 @@
         <w:pStyle w:val="Title"/>
       </w:pPr>
       <w:r>
+        <w:lastRenderedPageBreak/>
         <w:t>SOP Enterprise M24SHAMS: Staging Single Instance Data Guard 19c Non-CDB</w:t>
       </w:r>
     </w:p>
@@ -4173,6 +4235,7 @@
     </w:p>
     <w:p>
       <w:r>
+        <w:lastRenderedPageBreak/>
         <w:t xml:space="preserve">                  +------ SYNC gate / redo ---------+</w:t>
       </w:r>
     </w:p>
@@ -6252,6 +6315,7 @@
                 <w:b/>
                 <w:sz w:val="15"/>
               </w:rPr>
+              <w:lastRenderedPageBreak/>
               <w:t>Gate</w:t>
             </w:r>
           </w:p>
@@ -6762,6 +6826,7 @@
     </w:p>
     <w:p>
       <w:r>
+        <w:lastRenderedPageBreak/>
         <w:t xml:space="preserve">  'db_create_file_dest',</w:t>
       </w:r>
     </w:p>
@@ -7002,6 +7067,7 @@
     </w:p>
     <w:p>
       <w:r>
+        <w:lastRenderedPageBreak/>
         <w:t>La query V$ENCRYPTION_WALLET puo' generare un warning in alert log anche se</w:t>
       </w:r>
     </w:p>
@@ -7390,7 +7456,22 @@
     </w:p>
     <w:p>
       <w:r>
-        <w:t>DB_UNIQUE_NAME=M24SHAMSSEC e SID M24SHAMSSEC durante il duplicate RMAN.</w:t>
+        <w:t>DB_UNIQUE_NAME=M24SHAMSSEC e SID locale auxiliary M24SHAMSSEC durante il</w:t>
+      </w:r>
+    </w:p>
+    <w:p>
+      <w:r>
+        <w:t>duplicate RMAN.</w:t>
+      </w:r>
+    </w:p>
+    <w:p>
+      <w:r>
+        <w:t>Per verificare ogni scelta GUI usa la</w:t>
+      </w:r>
+    </w:p>
+    <w:p>
+      <w:r>
+        <w:t>matrice campi DBCA.</w:t>
       </w:r>
     </w:p>
     <w:p>
@@ -7405,6 +7486,7 @@
     </w:p>
     <w:p>
       <w:r>
+        <w:lastRenderedPageBreak/>
         <w:t>• assenza di componenti non richiesti, incluso OJVM se non necessario;</w:t>
       </w:r>
     </w:p>
@@ -7690,6 +7772,7 @@
     </w:p>
     <w:p>
       <w:r>
+        <w:lastRenderedPageBreak/>
         <w:t xml:space="preserve">  'LOCATION=USE_DB_RECOVERY_FILE_DEST</w:t>
       </w:r>
     </w:p>
@@ -7971,6 +8054,7 @@
     </w:p>
     <w:p>
       <w:r>
+        <w:lastRenderedPageBreak/>
         <w:t xml:space="preserve">      (GLOBAL_DBNAME = M24SHAMSPEC_DG)</w:t>
       </w:r>
     </w:p>
@@ -8251,6 +8335,7 @@
     </w:p>
     <w:p>
       <w:r>
+        <w:lastRenderedPageBreak/>
         <w:t>db_name='M24SHAMS'</w:t>
       </w:r>
     </w:p>
@@ -8744,6 +8829,7 @@
     </w:p>
     <w:p>
       <w:r>
+        <w:lastRenderedPageBreak/>
         <w:t>ALTER SYSTEM SET fal_server='M24SHAMSPEC_DG' SCOPE=BOTH;</w:t>
       </w:r>
     </w:p>
@@ -9054,6 +9140,7 @@
     </w:p>
     <w:p>
       <w:r>
+        <w:lastRenderedPageBreak/>
         <w:t>M24SHAMSC_PRY -&gt; PRIMARY</w:t>
       </w:r>
     </w:p>
@@ -9391,6 +9478,7 @@
     </w:p>
     <w:p>
       <w:r>
+        <w:lastRenderedPageBreak/>
         <w:t>CONFIGURE RETENTION POLICY TO RECOVERY WINDOW OF 30 DAYS;</w:t>
       </w:r>
     </w:p>
@@ -10174,6 +10262,7 @@
               <w:rPr>
                 <w:sz w:val="15"/>
               </w:rPr>
+              <w:lastRenderedPageBreak/>
               <w:t>Apply</w:t>
             </w:r>
           </w:p>
@@ -10971,6 +11060,7 @@
               <w:rPr>
                 <w:sz w:val="15"/>
               </w:rPr>
+              <w:lastRenderedPageBreak/>
               <w:t>Duplicate RMAN fallisce</w:t>
             </w:r>
           </w:p>
@@ -11845,6 +11935,7 @@
         <w:pStyle w:val="Title"/>
       </w:pPr>
       <w:r>
+        <w:lastRenderedPageBreak/>
         <w:t>SHAMS PROJECT S2: M24SHAMS Single Instance CDB Data Guard e Observer</w:t>
       </w:r>
     </w:p>
@@ -12369,6 +12460,7 @@
     </w:p>
     <w:p>
       <w:r>
+        <w:lastRenderedPageBreak/>
         <w:t>12. Generate Database Creation Scripts, review ed esecuzione controllata.</w:t>
       </w:r>
     </w:p>
@@ -12384,7 +12476,17 @@
     </w:p>
     <w:p>
       <w:r>
-        <w:t>M24SHAMSSEC durante il duplicate RMAN.</w:t>
+        <w:t>locale auxiliary M24SHAMSSEC durante il duplicate RMAN. Per verificare ogni</w:t>
+      </w:r>
+    </w:p>
+    <w:p>
+      <w:r>
+        <w:t>scelta GUI usa la</w:t>
+      </w:r>
+    </w:p>
+    <w:p>
+      <w:r>
+        <w:t>matrice campi DBCA.</w:t>
       </w:r>
     </w:p>
     <w:p>
@@ -12768,6 +12870,7 @@
           <w:rFonts w:ascii="Consolas" w:hAnsi="Consolas"/>
           <w:sz w:val="14"/>
         </w:rPr>
+        <w:lastRenderedPageBreak/>
         <w:t xml:space="preserve">      SET db_recovery_file_dest_size='&lt;FRA_BYTES&gt;'</w:t>
       </w:r>
     </w:p>
@@ -13118,6 +13221,7 @@
         <w:pStyle w:val="Heading1"/>
       </w:pPr>
       <w:r>
+        <w:lastRenderedPageBreak/>
         <w:t>Validazione finale</w:t>
       </w:r>
     </w:p>
@@ -13786,6 +13890,7 @@
         <w:pStyle w:val="Title"/>
       </w:pPr>
       <w:r>
+        <w:lastRenderedPageBreak/>
         <w:t>SHAMS PROJECT S3: M24SHAMS RAC Non-CDB Data Guard e Observer</w:t>
       </w:r>
     </w:p>
@@ -14300,6 +14405,17 @@
     </w:p>
     <w:p>
       <w:r>
+        <w:t>Per verificare ogni scelta GUI usa la</w:t>
+      </w:r>
+    </w:p>
+    <w:p>
+      <w:r>
+        <w:t>matrice campi DBCA.</w:t>
+      </w:r>
+    </w:p>
+    <w:p>
+      <w:r>
+        <w:lastRenderedPageBreak/>
         <w:t>Il cluster standby non nasce da un secondo DBCA. Durante il duplicate usa</w:t>
       </w:r>
     </w:p>
@@ -14587,6 +14703,7 @@
         <w:pStyle w:val="Heading2"/>
       </w:pPr>
       <w:r>
+        <w:lastRenderedPageBreak/>
         <w:t>4. Duplicate standby RAC</w:t>
       </w:r>
     </w:p>
@@ -15197,6 +15314,7 @@
               <w:rPr>
                 <w:sz w:val="15"/>
               </w:rPr>
+              <w:lastRenderedPageBreak/>
               <w:t>cinque SRL per thread o sizing approvato</w:t>
             </w:r>
           </w:p>
@@ -15717,6 +15835,7 @@
         <w:pStyle w:val="Title"/>
       </w:pPr>
       <w:r>
+        <w:lastRenderedPageBreak/>
         <w:t>SHAMS PROJECT S4: M24SHAMS RAC CDB Data Guard e Observer</w:t>
       </w:r>
     </w:p>
@@ -16241,6 +16360,7 @@
     </w:p>
     <w:p>
       <w:r>
+        <w:lastRenderedPageBreak/>
         <w:t>10. ASM OMF +M24SHAMS_DATA, FRA +M24SHAMS_FRA;</w:t>
       </w:r>
     </w:p>
@@ -16252,6 +16372,16 @@
     <w:p>
       <w:r>
         <w:t>12. genera script, esegui review e avvia la creazione controllata.</w:t>
+      </w:r>
+    </w:p>
+    <w:p>
+      <w:r>
+        <w:t>Per verificare ogni scelta GUI usa la</w:t>
+      </w:r>
+    </w:p>
+    <w:p>
+      <w:r>
+        <w:t>matrice campi DBCA.</w:t>
       </w:r>
     </w:p>
     <w:p>
@@ -16690,6 +16820,7 @@
           <w:rFonts w:ascii="Consolas" w:hAnsi="Consolas"/>
           <w:sz w:val="14"/>
         </w:rPr>
+        <w:lastRenderedPageBreak/>
         <w:t xml:space="preserve">      SET db_create_file_dest='+M24SHAMS_DATA'</w:t>
       </w:r>
     </w:p>
@@ -17047,6 +17178,7 @@
     </w:p>
     <w:p>
       <w:r>
+        <w:lastRenderedPageBreak/>
         <w:t>5. apply su una sola istanza standby RAC.</w:t>
       </w:r>
     </w:p>
@@ -25577,6 +25709,3320 @@
                 <w:sz w:val="15"/>
               </w:rPr>
               <w:t>valida endpoint DG ad alta disponibilita'</w:t>
+            </w:r>
+          </w:p>
+        </w:tc>
+      </w:tr>
+    </w:tbl>
+    <w:p/>
+    <w:p>
+      <w:pPr>
+        <w:spacing w:after="160"/>
+      </w:pPr>
+      <w:r>
+        <w:br w:type="page"/>
+      </w:r>
+    </w:p>
+    <w:p>
+      <w:pPr>
+        <w:pStyle w:val="Title"/>
+      </w:pPr>
+      <w:r>
+        <w:t>SHAMS PROJECT: Matrice Campi DBCA PEYTECH Oracle 19c</w:t>
+      </w:r>
+    </w:p>
+    <w:p>
+      <w:pPr>
+        <w:pStyle w:val="Heading1"/>
+      </w:pPr>
+      <w:r>
+        <w:t>Obiettivo operativo</w:t>
+      </w:r>
+    </w:p>
+    <w:p>
+      <w:r>
+        <w:t>Compilare DBCA senza confondere il nome condiviso del database con il nome</w:t>
+      </w:r>
+    </w:p>
+    <w:p>
+      <w:r>
+        <w:t>site-specific della configurazione Data Guard. Questa checklist deriva</w:t>
+      </w:r>
+    </w:p>
+    <w:p>
+      <w:r>
+        <w:t>dall'audit delle schermate DBCA ricevute e dalla baseline PEYTECH adattata a</w:t>
+      </w:r>
+    </w:p>
+    <w:p>
+      <w:r>
+        <w:t>Oracle 19c.</w:t>
+      </w:r>
+    </w:p>
+    <w:p>
+      <w:r>
+        <w:t>DBCA crea soltanto il primary PE. Il physical standby SE viene creato in un</w:t>
+      </w:r>
+    </w:p>
+    <w:p>
+      <w:r>
+        <w:t>secondo momento con RMAN duplicate, non con un altro wizard DBCA indipendente.</w:t>
+      </w:r>
+    </w:p>
+    <w:p>
+      <w:pPr>
+        <w:pStyle w:val="Heading1"/>
+      </w:pPr>
+      <w:r>
+        <w:t>Fonti Oracle ufficiali</w:t>
+      </w:r>
+    </w:p>
+    <w:p>
+      <w:r>
+        <w:t>• Creazione database con DBCA</w:t>
+      </w:r>
+    </w:p>
+    <w:p>
+      <w:r>
+        <w:t>• Naming database e SID</w:t>
+      </w:r>
+    </w:p>
+    <w:p>
+      <w:r>
+        <w:t>• Creazione RAC con DBCA</w:t>
+      </w:r>
+    </w:p>
+    <w:p>
+      <w:pPr>
+        <w:pStyle w:val="Heading1"/>
+      </w:pPr>
+      <w:r>
+        <w:t>Naming da usare</w:t>
+      </w:r>
+    </w:p>
+    <w:p>
+      <w:r>
+        <w:t>Per il collaudo C, il primary e' sul sito PE e lo standby sul sito SE.</w:t>
+      </w:r>
+    </w:p>
+    <w:tbl>
+      <w:tblPr>
+        <w:tblStyle w:val="TableGrid"/>
+        <w:tblW w:w="5000" w:type="pct"/>
+        <w:tblLook w:val="04A0" w:firstRow="1" w:lastRow="0" w:firstColumn="1" w:lastColumn="0" w:noHBand="0" w:noVBand="1"/>
+      </w:tblPr>
+      <w:tblGrid>
+        <w:gridCol w:w="3324"/>
+        <w:gridCol w:w="3326"/>
+        <w:gridCol w:w="3326"/>
+      </w:tblGrid>
+      <w:tr>
+        <w:tc>
+          <w:tcPr>
+            <w:tcW w:w="1666" w:type="pct"/>
+            <w:shd w:val="clear" w:color="auto" w:fill="E6E6E6"/>
+          </w:tcPr>
+          <w:p>
+            <w:pPr>
+              <w:rPr>
+                <w:b/>
+                <w:sz w:val="15"/>
+              </w:rPr>
+            </w:pPr>
+            <w:r>
+              <w:rPr>
+                <w:b/>
+                <w:sz w:val="15"/>
+              </w:rPr>
+              <w:t>Oggetto</w:t>
+            </w:r>
+          </w:p>
+        </w:tc>
+        <w:tc>
+          <w:tcPr>
+            <w:tcW w:w="1667" w:type="pct"/>
+            <w:shd w:val="clear" w:color="auto" w:fill="E6E6E6"/>
+          </w:tcPr>
+          <w:p>
+            <w:pPr>
+              <w:rPr>
+                <w:b/>
+                <w:sz w:val="15"/>
+              </w:rPr>
+            </w:pPr>
+            <w:r>
+              <w:rPr>
+                <w:b/>
+                <w:sz w:val="15"/>
+              </w:rPr>
+              <w:t>Primary PE</w:t>
+            </w:r>
+          </w:p>
+        </w:tc>
+        <w:tc>
+          <w:tcPr>
+            <w:tcW w:w="1667" w:type="pct"/>
+            <w:shd w:val="clear" w:color="auto" w:fill="E6E6E6"/>
+          </w:tcPr>
+          <w:p>
+            <w:pPr>
+              <w:rPr>
+                <w:b/>
+                <w:sz w:val="15"/>
+              </w:rPr>
+            </w:pPr>
+            <w:r>
+              <w:rPr>
+                <w:b/>
+                <w:sz w:val="15"/>
+              </w:rPr>
+              <w:t>Standby SE</w:t>
+            </w:r>
+          </w:p>
+        </w:tc>
+      </w:tr>
+      <w:tr>
+        <w:tc>
+          <w:tcPr>
+            <w:tcW w:w="1666" w:type="pct"/>
+          </w:tcPr>
+          <w:p>
+            <w:pPr>
+              <w:rPr>
+                <w:sz w:val="15"/>
+              </w:rPr>
+            </w:pPr>
+            <w:r>
+              <w:rPr>
+                <w:sz w:val="15"/>
+              </w:rPr>
+              <w:t>Nome base condiviso</w:t>
+            </w:r>
+          </w:p>
+        </w:tc>
+        <w:tc>
+          <w:tcPr>
+            <w:tcW w:w="1667" w:type="pct"/>
+          </w:tcPr>
+          <w:p>
+            <w:pPr>
+              <w:rPr>
+                <w:sz w:val="15"/>
+              </w:rPr>
+            </w:pPr>
+            <w:r>
+              <w:rPr>
+                <w:sz w:val="15"/>
+              </w:rPr>
+              <w:t>M24SHAMS</w:t>
+            </w:r>
+          </w:p>
+        </w:tc>
+        <w:tc>
+          <w:tcPr>
+            <w:tcW w:w="1667" w:type="pct"/>
+          </w:tcPr>
+          <w:p>
+            <w:pPr>
+              <w:rPr>
+                <w:sz w:val="15"/>
+              </w:rPr>
+            </w:pPr>
+            <w:r>
+              <w:rPr>
+                <w:sz w:val="15"/>
+              </w:rPr>
+              <w:t>M24SHAMS</w:t>
+            </w:r>
+          </w:p>
+        </w:tc>
+      </w:tr>
+      <w:tr>
+        <w:tc>
+          <w:tcPr>
+            <w:tcW w:w="1666" w:type="pct"/>
+          </w:tcPr>
+          <w:p>
+            <w:pPr>
+              <w:rPr>
+                <w:sz w:val="15"/>
+              </w:rPr>
+            </w:pPr>
+            <w:r>
+              <w:rPr>
+                <w:sz w:val="15"/>
+              </w:rPr>
+              <w:t>DB_NAME</w:t>
+            </w:r>
+          </w:p>
+        </w:tc>
+        <w:tc>
+          <w:tcPr>
+            <w:tcW w:w="1667" w:type="pct"/>
+          </w:tcPr>
+          <w:p>
+            <w:pPr>
+              <w:rPr>
+                <w:sz w:val="15"/>
+              </w:rPr>
+            </w:pPr>
+            <w:r>
+              <w:rPr>
+                <w:sz w:val="15"/>
+              </w:rPr>
+              <w:t>M24SHAMS</w:t>
+            </w:r>
+          </w:p>
+        </w:tc>
+        <w:tc>
+          <w:tcPr>
+            <w:tcW w:w="1667" w:type="pct"/>
+          </w:tcPr>
+          <w:p>
+            <w:pPr>
+              <w:rPr>
+                <w:sz w:val="15"/>
+              </w:rPr>
+            </w:pPr>
+            <w:r>
+              <w:rPr>
+                <w:sz w:val="15"/>
+              </w:rPr>
+              <w:t>M24SHAMS</w:t>
+            </w:r>
+          </w:p>
+        </w:tc>
+      </w:tr>
+      <w:tr>
+        <w:tc>
+          <w:tcPr>
+            <w:tcW w:w="1666" w:type="pct"/>
+          </w:tcPr>
+          <w:p>
+            <w:pPr>
+              <w:rPr>
+                <w:sz w:val="15"/>
+              </w:rPr>
+            </w:pPr>
+            <w:r>
+              <w:rPr>
+                <w:sz w:val="15"/>
+              </w:rPr>
+              <w:t>DB_UNIQUE_NAME</w:t>
+            </w:r>
+          </w:p>
+        </w:tc>
+        <w:tc>
+          <w:tcPr>
+            <w:tcW w:w="1667" w:type="pct"/>
+          </w:tcPr>
+          <w:p>
+            <w:pPr>
+              <w:rPr>
+                <w:sz w:val="15"/>
+              </w:rPr>
+            </w:pPr>
+            <w:r>
+              <w:rPr>
+                <w:sz w:val="15"/>
+              </w:rPr>
+              <w:t>M24SHAMSPEC</w:t>
+            </w:r>
+          </w:p>
+        </w:tc>
+        <w:tc>
+          <w:tcPr>
+            <w:tcW w:w="1667" w:type="pct"/>
+          </w:tcPr>
+          <w:p>
+            <w:pPr>
+              <w:rPr>
+                <w:sz w:val="15"/>
+              </w:rPr>
+            </w:pPr>
+            <w:r>
+              <w:rPr>
+                <w:sz w:val="15"/>
+              </w:rPr>
+              <w:t>M24SHAMSSEC</w:t>
+            </w:r>
+          </w:p>
+        </w:tc>
+      </w:tr>
+      <w:tr>
+        <w:tc>
+          <w:tcPr>
+            <w:tcW w:w="1666" w:type="pct"/>
+          </w:tcPr>
+          <w:p>
+            <w:pPr>
+              <w:rPr>
+                <w:sz w:val="15"/>
+              </w:rPr>
+            </w:pPr>
+            <w:r>
+              <w:rPr>
+                <w:sz w:val="15"/>
+              </w:rPr>
+              <w:t>Global Database Name DBCA</w:t>
+            </w:r>
+          </w:p>
+        </w:tc>
+        <w:tc>
+          <w:tcPr>
+            <w:tcW w:w="1667" w:type="pct"/>
+          </w:tcPr>
+          <w:p>
+            <w:pPr>
+              <w:rPr>
+                <w:sz w:val="15"/>
+              </w:rPr>
+            </w:pPr>
+            <w:r>
+              <w:rPr>
+                <w:sz w:val="15"/>
+              </w:rPr>
+              <w:t>M24SHAMSPEC[.&lt;DB_DOMAIN&gt;]</w:t>
+            </w:r>
+          </w:p>
+        </w:tc>
+        <w:tc>
+          <w:tcPr>
+            <w:tcW w:w="1667" w:type="pct"/>
+          </w:tcPr>
+          <w:p>
+            <w:pPr>
+              <w:rPr>
+                <w:sz w:val="15"/>
+              </w:rPr>
+            </w:pPr>
+            <w:r>
+              <w:rPr>
+                <w:sz w:val="15"/>
+              </w:rPr>
+              <w:t>N/A: no DBCA</w:t>
+            </w:r>
+          </w:p>
+        </w:tc>
+      </w:tr>
+      <w:tr>
+        <w:tc>
+          <w:tcPr>
+            <w:tcW w:w="1666" w:type="pct"/>
+          </w:tcPr>
+          <w:p>
+            <w:pPr>
+              <w:rPr>
+                <w:sz w:val="15"/>
+              </w:rPr>
+            </w:pPr>
+            <w:r>
+              <w:rPr>
+                <w:sz w:val="15"/>
+              </w:rPr>
+              <w:t>SID DBCA single instance</w:t>
+            </w:r>
+          </w:p>
+        </w:tc>
+        <w:tc>
+          <w:tcPr>
+            <w:tcW w:w="1667" w:type="pct"/>
+          </w:tcPr>
+          <w:p>
+            <w:pPr>
+              <w:rPr>
+                <w:sz w:val="15"/>
+              </w:rPr>
+            </w:pPr>
+            <w:r>
+              <w:rPr>
+                <w:sz w:val="15"/>
+              </w:rPr>
+              <w:t>M24SHAMSPEC</w:t>
+            </w:r>
+          </w:p>
+        </w:tc>
+        <w:tc>
+          <w:tcPr>
+            <w:tcW w:w="1667" w:type="pct"/>
+          </w:tcPr>
+          <w:p>
+            <w:pPr>
+              <w:rPr>
+                <w:sz w:val="15"/>
+              </w:rPr>
+            </w:pPr>
+            <w:r>
+              <w:rPr>
+                <w:sz w:val="15"/>
+              </w:rPr>
+              <w:t>N/A: no DBCA</w:t>
+            </w:r>
+          </w:p>
+        </w:tc>
+      </w:tr>
+      <w:tr>
+        <w:tc>
+          <w:tcPr>
+            <w:tcW w:w="1666" w:type="pct"/>
+          </w:tcPr>
+          <w:p>
+            <w:pPr>
+              <w:rPr>
+                <w:sz w:val="15"/>
+              </w:rPr>
+            </w:pPr>
+            <w:r>
+              <w:rPr>
+                <w:sz w:val="15"/>
+              </w:rPr>
+              <w:t>SID prefix DBCA RAC</w:t>
+            </w:r>
+          </w:p>
+        </w:tc>
+        <w:tc>
+          <w:tcPr>
+            <w:tcW w:w="1667" w:type="pct"/>
+          </w:tcPr>
+          <w:p>
+            <w:pPr>
+              <w:rPr>
+                <w:sz w:val="15"/>
+              </w:rPr>
+            </w:pPr>
+            <w:r>
+              <w:rPr>
+                <w:sz w:val="15"/>
+              </w:rPr>
+              <w:t>M24SHAMSPEC</w:t>
+            </w:r>
+          </w:p>
+        </w:tc>
+        <w:tc>
+          <w:tcPr>
+            <w:tcW w:w="1667" w:type="pct"/>
+          </w:tcPr>
+          <w:p>
+            <w:pPr>
+              <w:rPr>
+                <w:sz w:val="15"/>
+              </w:rPr>
+            </w:pPr>
+            <w:r>
+              <w:rPr>
+                <w:sz w:val="15"/>
+              </w:rPr>
+              <w:t>N/A: no DBCA</w:t>
+            </w:r>
+          </w:p>
+        </w:tc>
+      </w:tr>
+      <w:tr>
+        <w:tc>
+          <w:tcPr>
+            <w:tcW w:w="1666" w:type="pct"/>
+          </w:tcPr>
+          <w:p>
+            <w:pPr>
+              <w:rPr>
+                <w:sz w:val="15"/>
+              </w:rPr>
+            </w:pPr>
+            <w:r>
+              <w:rPr>
+                <w:sz w:val="15"/>
+              </w:rPr>
+              <w:t>SID RAC risultanti</w:t>
+            </w:r>
+          </w:p>
+        </w:tc>
+        <w:tc>
+          <w:tcPr>
+            <w:tcW w:w="1667" w:type="pct"/>
+          </w:tcPr>
+          <w:p>
+            <w:pPr>
+              <w:rPr>
+                <w:sz w:val="15"/>
+              </w:rPr>
+            </w:pPr>
+            <w:r>
+              <w:rPr>
+                <w:sz w:val="15"/>
+              </w:rPr>
+              <w:t>M24SHAMSPEC1, M24SHAMSPEC2</w:t>
+            </w:r>
+          </w:p>
+        </w:tc>
+        <w:tc>
+          <w:tcPr>
+            <w:tcW w:w="1667" w:type="pct"/>
+          </w:tcPr>
+          <w:p>
+            <w:pPr>
+              <w:rPr>
+                <w:sz w:val="15"/>
+              </w:rPr>
+            </w:pPr>
+            <w:r>
+              <w:rPr>
+                <w:sz w:val="15"/>
+              </w:rPr>
+              <w:t>M24SHAMSSEC1, M24SHAMSSEC2</w:t>
+            </w:r>
+          </w:p>
+        </w:tc>
+      </w:tr>
+      <w:tr>
+        <w:tc>
+          <w:tcPr>
+            <w:tcW w:w="1666" w:type="pct"/>
+          </w:tcPr>
+          <w:p>
+            <w:pPr>
+              <w:rPr>
+                <w:sz w:val="15"/>
+              </w:rPr>
+            </w:pPr>
+            <w:r>
+              <w:rPr>
+                <w:sz w:val="15"/>
+              </w:rPr>
+              <w:t>SID locale auxiliary single</w:t>
+            </w:r>
+          </w:p>
+        </w:tc>
+        <w:tc>
+          <w:tcPr>
+            <w:tcW w:w="1667" w:type="pct"/>
+          </w:tcPr>
+          <w:p>
+            <w:pPr>
+              <w:rPr>
+                <w:sz w:val="15"/>
+              </w:rPr>
+            </w:pPr>
+            <w:r>
+              <w:rPr>
+                <w:sz w:val="15"/>
+              </w:rPr>
+              <w:t>N/A</w:t>
+            </w:r>
+          </w:p>
+        </w:tc>
+        <w:tc>
+          <w:tcPr>
+            <w:tcW w:w="1667" w:type="pct"/>
+          </w:tcPr>
+          <w:p>
+            <w:pPr>
+              <w:rPr>
+                <w:sz w:val="15"/>
+              </w:rPr>
+            </w:pPr>
+            <w:r>
+              <w:rPr>
+                <w:sz w:val="15"/>
+              </w:rPr>
+              <w:t>M24SHAMSSEC</w:t>
+            </w:r>
+          </w:p>
+        </w:tc>
+      </w:tr>
+    </w:tbl>
+    <w:p/>
+    <w:p>
+      <w:r>
+        <w:t>La regola PEYTECH e':</w:t>
+      </w:r>
+    </w:p>
+    <w:p>
+      <w:pPr>
+        <w:shd w:val="clear" w:color="auto" w:fill="F2F2F2"/>
+        <w:spacing w:after="80"/>
+        <w:rPr>
+          <w:rFonts w:ascii="Consolas" w:hAnsi="Consolas"/>
+          <w:sz w:val="14"/>
+        </w:rPr>
+      </w:pPr>
+      <w:r>
+        <w:rPr>
+          <w:rFonts w:ascii="Consolas" w:hAnsi="Consolas"/>
+          <w:sz w:val="14"/>
+        </w:rPr>
+        <w:t>DB_UNIQUE_NAME = &lt;NOME_BASE&gt;&lt;DATACENTER&gt;&lt;AMBIENTE&gt;</w:t>
+      </w:r>
+    </w:p>
+    <w:p>
+      <w:r>
+        <w:t>Per questo change:</w:t>
+      </w:r>
+    </w:p>
+    <w:p>
+      <w:r>
+        <w:t>M24SHAMS + PE + C = M24SHAMSPEC</w:t>
+      </w:r>
+    </w:p>
+    <w:p>
+      <w:pPr>
+        <w:shd w:val="clear" w:color="auto" w:fill="F2F2F2"/>
+        <w:spacing w:after="80"/>
+        <w:rPr>
+          <w:rFonts w:ascii="Consolas" w:hAnsi="Consolas"/>
+          <w:sz w:val="14"/>
+        </w:rPr>
+      </w:pPr>
+      <w:r>
+        <w:rPr>
+          <w:rFonts w:ascii="Consolas" w:hAnsi="Consolas"/>
+          <w:sz w:val="14"/>
+        </w:rPr>
+        <w:t>M24SHAMS + SE + C = M24SHAMSSEC</w:t>
+      </w:r>
+    </w:p>
+    <w:p>
+      <w:r>
+        <w:t>Per questo standard PEYTECH il SID single inserito in DBCA e' site-specific:</w:t>
+      </w:r>
+    </w:p>
+    <w:p>
+      <w:r>
+        <w:t>M24SHAMSPEC. Anche il SID prefix RAC e' site-specific; DBCA aggiunge il</w:t>
+      </w:r>
+    </w:p>
+    <w:p>
+      <w:r>
+        <w:t>numero di istanza e crea M24SHAMSPEC1 e M24SHAMSPEC2.</w:t>
+      </w:r>
+    </w:p>
+    <w:p>
+      <w:pPr>
+        <w:pStyle w:val="Heading1"/>
+      </w:pPr>
+      <w:r>
+        <w:t>Preflight</w:t>
+      </w:r>
+    </w:p>
+    <w:p>
+      <w:r>
+        <w:t>Prima di aprire DBCA raccogli dal database di riferimento i parametri</w:t>
+      </w:r>
+    </w:p>
+    <w:p>
+      <w:r>
+        <w:t>approvati. Non copiare valori di sizing da una schermata senza evidenza.</w:t>
+      </w:r>
+    </w:p>
+    <w:p>
+      <w:r>
+        <w:t>SELECT name, db_unique_name, log_mode</w:t>
+      </w:r>
+    </w:p>
+    <w:p>
+      <w:r>
+        <w:t>FROM v$database;</w:t>
+      </w:r>
+    </w:p>
+    <w:p/>
+    <w:p>
+      <w:r>
+        <w:t>SELECT name, display_value</w:t>
+      </w:r>
+    </w:p>
+    <w:p>
+      <w:r>
+        <w:t>FROM v$parameter</w:t>
+      </w:r>
+    </w:p>
+    <w:p>
+      <w:r>
+        <w:t>WHERE name IN (</w:t>
+      </w:r>
+    </w:p>
+    <w:p>
+      <w:r>
+        <w:t xml:space="preserve">  'sga_target',</w:t>
+      </w:r>
+    </w:p>
+    <w:p>
+      <w:r>
+        <w:t xml:space="preserve">  'sga_max_size',</w:t>
+      </w:r>
+    </w:p>
+    <w:p>
+      <w:r>
+        <w:t xml:space="preserve">  'pga_aggregate_target',</w:t>
+      </w:r>
+    </w:p>
+    <w:p>
+      <w:r>
+        <w:t xml:space="preserve">  'processes',</w:t>
+      </w:r>
+    </w:p>
+    <w:p>
+      <w:r>
+        <w:t xml:space="preserve">  'sessions',</w:t>
+      </w:r>
+    </w:p>
+    <w:p>
+      <w:r>
+        <w:t xml:space="preserve">  'open_cursors',</w:t>
+      </w:r>
+    </w:p>
+    <w:p>
+      <w:r>
+        <w:t xml:space="preserve">  'db_block_size',</w:t>
+      </w:r>
+    </w:p>
+    <w:p>
+      <w:r>
+        <w:t xml:space="preserve">  'db_recovery_file_dest',</w:t>
+      </w:r>
+    </w:p>
+    <w:p>
+      <w:r>
+        <w:t xml:space="preserve">  'db_recovery_file_dest_size',</w:t>
+      </w:r>
+    </w:p>
+    <w:p>
+      <w:r>
+        <w:t xml:space="preserve">  'log_archive_format'</w:t>
+      </w:r>
+    </w:p>
+    <w:p>
+      <w:r>
+        <w:t>)</w:t>
+      </w:r>
+    </w:p>
+    <w:p>
+      <w:r>
+        <w:t>ORDER BY name;</w:t>
+      </w:r>
+    </w:p>
+    <w:p/>
+    <w:p>
+      <w:r>
+        <w:t>SELECT parameter, value</w:t>
+      </w:r>
+    </w:p>
+    <w:p>
+      <w:r>
+        <w:t>FROM nls_database_parameters</w:t>
+      </w:r>
+    </w:p>
+    <w:p>
+      <w:r>
+        <w:t>WHERE parameter IN (</w:t>
+      </w:r>
+    </w:p>
+    <w:p>
+      <w:r>
+        <w:t xml:space="preserve">  'NLS_CHARACTERSET',</w:t>
+      </w:r>
+    </w:p>
+    <w:p>
+      <w:r>
+        <w:t xml:space="preserve">  'NLS_NCHAR_CHARACTERSET',</w:t>
+      </w:r>
+    </w:p>
+    <w:p>
+      <w:r>
+        <w:t xml:space="preserve">  'NLS_LANGUAGE',</w:t>
+      </w:r>
+    </w:p>
+    <w:p>
+      <w:r>
+        <w:t xml:space="preserve">  'NLS_TERRITORY'</w:t>
+      </w:r>
+    </w:p>
+    <w:p>
+      <w:r>
+        <w:t>)</w:t>
+      </w:r>
+    </w:p>
+    <w:p>
+      <w:r>
+        <w:t>ORDER BY parameter;</w:t>
+      </w:r>
+    </w:p>
+    <w:p/>
+    <w:p>
+      <w:r>
+        <w:t>SELECT DBMS_XDB_CONFIG.GETHTTPSPORT() AS em_express_https_port</w:t>
+      </w:r>
+    </w:p>
+    <w:p>
+      <w:r>
+        <w:t>FROM dual;</w:t>
+      </w:r>
+    </w:p>
+    <w:p/>
+    <w:p>
+      <w:r>
+        <w:t>SELECT username, account_status</w:t>
+      </w:r>
+    </w:p>
+    <w:p>
+      <w:r>
+        <w:t>FROM dba_users</w:t>
+      </w:r>
+    </w:p>
+    <w:p>
+      <w:r>
+        <w:t>WHERE username IN ('DBSNMP', 'SYSMAN')</w:t>
+      </w:r>
+    </w:p>
+    <w:p>
+      <w:r>
+        <w:t>ORDER BY username;</w:t>
+      </w:r>
+    </w:p>
+    <w:p/>
+    <w:p>
+      <w:r>
+        <w:t>SELECT group#, thread#, bytes / 1024 / 1024 AS mb, members, status</w:t>
+      </w:r>
+    </w:p>
+    <w:p>
+      <w:r>
+        <w:t>FROM v$log</w:t>
+      </w:r>
+    </w:p>
+    <w:p>
+      <w:pPr>
+        <w:shd w:val="clear" w:color="auto" w:fill="F2F2F2"/>
+        <w:spacing w:after="80"/>
+        <w:rPr>
+          <w:rFonts w:ascii="Consolas" w:hAnsi="Consolas"/>
+          <w:sz w:val="14"/>
+        </w:rPr>
+      </w:pPr>
+      <w:r>
+        <w:rPr>
+          <w:rFonts w:ascii="Consolas" w:hAnsi="Consolas"/>
+          <w:sz w:val="14"/>
+        </w:rPr>
+        <w:t>ORDER BY thread#, group#;</w:t>
+      </w:r>
+    </w:p>
+    <w:p>
+      <w:r>
+        <w:t>Registra nel change:</w:t>
+      </w:r>
+    </w:p>
+    <w:p>
+      <w:r>
+        <w:t>• RAM host e sizing SGA/PGA approvato;</w:t>
+      </w:r>
+    </w:p>
+    <w:p>
+      <w:r>
+        <w:t>• FRA bytes disponibili sul diskgroup dedicato;</w:t>
+      </w:r>
+    </w:p>
+    <w:p>
+      <w:r>
+        <w:t>• quattro online redo log group da 4G per thread come baseline iniziale,</w:t>
+      </w:r>
+    </w:p>
+    <w:p>
+      <w:r>
+        <w:t xml:space="preserve">  da validare sul carico;</w:t>
+      </w:r>
+    </w:p>
+    <w:p>
+      <w:r>
+        <w:t>• componenti richiesti realmente dall'applicazione;</w:t>
+      </w:r>
+    </w:p>
+    <w:p>
+      <w:r>
+        <w:t>• uso o meno di EM Express e Cloud Control;</w:t>
+      </w:r>
+    </w:p>
+    <w:p>
+      <w:r>
+        <w:t>• blueprint selezionato: S1, S2, S3 oppure S4.</w:t>
+      </w:r>
+    </w:p>
+    <w:p>
+      <w:pPr>
+        <w:pStyle w:val="Heading1"/>
+      </w:pPr>
+      <w:r>
+        <w:t>Procedura operativa</w:t>
+      </w:r>
+    </w:p>
+    <w:p>
+      <w:pPr>
+        <w:pStyle w:val="Heading2"/>
+      </w:pPr>
+      <w:r>
+        <w:t>1. Avvio corretto</w:t>
+      </w:r>
+    </w:p>
+    <w:p>
+      <w:r>
+        <w:t>Avvia DBCA dal Database Home:</w:t>
+      </w:r>
+    </w:p>
+    <w:p>
+      <w:r>
+        <w:t>export ORACLE_BASE=&lt;ORACLE_BASE&gt;</w:t>
+      </w:r>
+    </w:p>
+    <w:p>
+      <w:r>
+        <w:t>export ORACLE_HOME=&lt;ORACLE_HOME&gt;</w:t>
+      </w:r>
+    </w:p>
+    <w:p>
+      <w:r>
+        <w:t>export PATH="$ORACLE_HOME/bin:$PATH"</w:t>
+      </w:r>
+    </w:p>
+    <w:p>
+      <w:pPr>
+        <w:shd w:val="clear" w:color="auto" w:fill="F2F2F2"/>
+        <w:spacing w:after="80"/>
+        <w:rPr>
+          <w:rFonts w:ascii="Consolas" w:hAnsi="Consolas"/>
+          <w:sz w:val="14"/>
+        </w:rPr>
+      </w:pPr>
+      <w:r>
+        <w:rPr>
+          <w:rFonts w:ascii="Consolas" w:hAnsi="Consolas"/>
+          <w:sz w:val="14"/>
+        </w:rPr>
+        <w:t>dbca</w:t>
+      </w:r>
+    </w:p>
+    <w:p>
+      <w:r>
+        <w:t>Non usare Typical configuration. Seleziona Advanced configuration per</w:t>
+      </w:r>
+    </w:p>
+    <w:p>
+      <w:r>
+        <w:t>controllare template, storage, componenti, parametri e script generati.</w:t>
+      </w:r>
+    </w:p>
+    <w:p>
+      <w:pPr>
+        <w:pStyle w:val="Heading2"/>
+      </w:pPr>
+      <w:r>
+        <w:t>2. Matrice schermata-per-schermata</w:t>
+      </w:r>
+    </w:p>
+    <w:tbl>
+      <w:tblPr>
+        <w:tblStyle w:val="TableGrid"/>
+        <w:tblW w:w="5000" w:type="pct"/>
+        <w:tblLook w:val="04A0" w:firstRow="1" w:lastRow="0" w:firstColumn="1" w:lastColumn="0" w:noHBand="0" w:noVBand="1"/>
+      </w:tblPr>
+      <w:tblGrid>
+        <w:gridCol w:w="3324"/>
+        <w:gridCol w:w="3326"/>
+        <w:gridCol w:w="3326"/>
+      </w:tblGrid>
+      <w:tr>
+        <w:tc>
+          <w:tcPr>
+            <w:tcW w:w="1666" w:type="pct"/>
+            <w:shd w:val="clear" w:color="auto" w:fill="E6E6E6"/>
+          </w:tcPr>
+          <w:p>
+            <w:pPr>
+              <w:rPr>
+                <w:b/>
+                <w:sz w:val="15"/>
+              </w:rPr>
+            </w:pPr>
+            <w:r>
+              <w:rPr>
+                <w:b/>
+                <w:sz w:val="15"/>
+              </w:rPr>
+              <w:t>Schermata DBCA</w:t>
+            </w:r>
+          </w:p>
+        </w:tc>
+        <w:tc>
+          <w:tcPr>
+            <w:tcW w:w="1667" w:type="pct"/>
+            <w:shd w:val="clear" w:color="auto" w:fill="E6E6E6"/>
+          </w:tcPr>
+          <w:p>
+            <w:pPr>
+              <w:rPr>
+                <w:b/>
+                <w:sz w:val="15"/>
+              </w:rPr>
+            </w:pPr>
+            <w:r>
+              <w:rPr>
+                <w:b/>
+                <w:sz w:val="15"/>
+              </w:rPr>
+              <w:t>Scelta approvata</w:t>
+            </w:r>
+          </w:p>
+        </w:tc>
+        <w:tc>
+          <w:tcPr>
+            <w:tcW w:w="1667" w:type="pct"/>
+            <w:shd w:val="clear" w:color="auto" w:fill="E6E6E6"/>
+          </w:tcPr>
+          <w:p>
+            <w:pPr>
+              <w:rPr>
+                <w:b/>
+                <w:sz w:val="15"/>
+              </w:rPr>
+            </w:pPr>
+            <w:r>
+              <w:rPr>
+                <w:b/>
+                <w:sz w:val="15"/>
+              </w:rPr>
+              <w:t>Verifica operativa</w:t>
+            </w:r>
+          </w:p>
+        </w:tc>
+      </w:tr>
+      <w:tr>
+        <w:tc>
+          <w:tcPr>
+            <w:tcW w:w="1666" w:type="pct"/>
+          </w:tcPr>
+          <w:p>
+            <w:pPr>
+              <w:rPr>
+                <w:sz w:val="15"/>
+              </w:rPr>
+            </w:pPr>
+            <w:r>
+              <w:rPr>
+                <w:sz w:val="15"/>
+              </w:rPr>
+              <w:t>Creation Mode</w:t>
+            </w:r>
+          </w:p>
+        </w:tc>
+        <w:tc>
+          <w:tcPr>
+            <w:tcW w:w="1667" w:type="pct"/>
+          </w:tcPr>
+          <w:p>
+            <w:pPr>
+              <w:rPr>
+                <w:sz w:val="15"/>
+              </w:rPr>
+            </w:pPr>
+            <w:r>
+              <w:rPr>
+                <w:sz w:val="15"/>
+              </w:rPr>
+              <w:t>Advanced configuration</w:t>
+            </w:r>
+          </w:p>
+        </w:tc>
+        <w:tc>
+          <w:tcPr>
+            <w:tcW w:w="1667" w:type="pct"/>
+          </w:tcPr>
+          <w:p>
+            <w:pPr>
+              <w:rPr>
+                <w:sz w:val="15"/>
+              </w:rPr>
+            </w:pPr>
+            <w:r>
+              <w:rPr>
+                <w:sz w:val="15"/>
+              </w:rPr>
+              <w:t>Non usare il percorso Typical configuration.</w:t>
+            </w:r>
+          </w:p>
+        </w:tc>
+      </w:tr>
+      <w:tr>
+        <w:tc>
+          <w:tcPr>
+            <w:tcW w:w="1666" w:type="pct"/>
+          </w:tcPr>
+          <w:p>
+            <w:pPr>
+              <w:rPr>
+                <w:sz w:val="15"/>
+              </w:rPr>
+            </w:pPr>
+            <w:r>
+              <w:rPr>
+                <w:sz w:val="15"/>
+              </w:rPr>
+              <w:t>Deployment Type</w:t>
+            </w:r>
+          </w:p>
+        </w:tc>
+        <w:tc>
+          <w:tcPr>
+            <w:tcW w:w="1667" w:type="pct"/>
+          </w:tcPr>
+          <w:p>
+            <w:pPr>
+              <w:rPr>
+                <w:sz w:val="15"/>
+              </w:rPr>
+            </w:pPr>
+            <w:r>
+              <w:rPr>
+                <w:sz w:val="15"/>
+              </w:rPr>
+              <w:t>Single instance per S1/S2; RAC per S3/S4</w:t>
+            </w:r>
+          </w:p>
+        </w:tc>
+        <w:tc>
+          <w:tcPr>
+            <w:tcW w:w="1667" w:type="pct"/>
+          </w:tcPr>
+          <w:p>
+            <w:pPr>
+              <w:rPr>
+                <w:sz w:val="15"/>
+              </w:rPr>
+            </w:pPr>
+            <w:r>
+              <w:rPr>
+                <w:sz w:val="15"/>
+              </w:rPr>
+              <w:t>Per RAC usare configurazione admin-managed e selezionare entrambi i nodi.</w:t>
+            </w:r>
+          </w:p>
+        </w:tc>
+      </w:tr>
+      <w:tr>
+        <w:tc>
+          <w:tcPr>
+            <w:tcW w:w="1666" w:type="pct"/>
+          </w:tcPr>
+          <w:p>
+            <w:pPr>
+              <w:rPr>
+                <w:sz w:val="15"/>
+              </w:rPr>
+            </w:pPr>
+            <w:r>
+              <w:rPr>
+                <w:sz w:val="15"/>
+              </w:rPr>
+              <w:t>Template</w:t>
+            </w:r>
+          </w:p>
+        </w:tc>
+        <w:tc>
+          <w:tcPr>
+            <w:tcW w:w="1667" w:type="pct"/>
+          </w:tcPr>
+          <w:p>
+            <w:pPr>
+              <w:rPr>
+                <w:sz w:val="15"/>
+              </w:rPr>
+            </w:pPr>
+            <w:r>
+              <w:rPr>
+                <w:sz w:val="15"/>
+              </w:rPr>
+              <w:t>Custom Database</w:t>
+            </w:r>
+          </w:p>
+        </w:tc>
+        <w:tc>
+          <w:tcPr>
+            <w:tcW w:w="1667" w:type="pct"/>
+          </w:tcPr>
+          <w:p>
+            <w:pPr>
+              <w:rPr>
+                <w:sz w:val="15"/>
+              </w:rPr>
+            </w:pPr>
+            <w:r>
+              <w:rPr>
+                <w:sz w:val="15"/>
+              </w:rPr>
+              <w:t>Evita template con datafile precostituiti quando serve controllo completo della creazione.</w:t>
+            </w:r>
+          </w:p>
+        </w:tc>
+      </w:tr>
+      <w:tr>
+        <w:tc>
+          <w:tcPr>
+            <w:tcW w:w="1666" w:type="pct"/>
+          </w:tcPr>
+          <w:p>
+            <w:pPr>
+              <w:rPr>
+                <w:sz w:val="15"/>
+              </w:rPr>
+            </w:pPr>
+            <w:r>
+              <w:rPr>
+                <w:sz w:val="15"/>
+              </w:rPr>
+              <w:t>Database Identification, Global Database Name</w:t>
+            </w:r>
+          </w:p>
+        </w:tc>
+        <w:tc>
+          <w:tcPr>
+            <w:tcW w:w="1667" w:type="pct"/>
+          </w:tcPr>
+          <w:p>
+            <w:pPr>
+              <w:rPr>
+                <w:sz w:val="15"/>
+              </w:rPr>
+            </w:pPr>
+            <w:r>
+              <w:rPr>
+                <w:sz w:val="15"/>
+              </w:rPr>
+              <w:t>M24SHAMSPEC[.&lt;DB_DOMAIN&gt;]</w:t>
+            </w:r>
+          </w:p>
+        </w:tc>
+        <w:tc>
+          <w:tcPr>
+            <w:tcW w:w="1667" w:type="pct"/>
+          </w:tcPr>
+          <w:p>
+            <w:pPr>
+              <w:rPr>
+                <w:sz w:val="15"/>
+              </w:rPr>
+            </w:pPr>
+            <w:r>
+              <w:rPr>
+                <w:sz w:val="15"/>
+              </w:rPr>
+              <w:t>Contiene nome base, sito primary PE e ambiente collaudo C.</w:t>
+            </w:r>
+          </w:p>
+        </w:tc>
+      </w:tr>
+      <w:tr>
+        <w:tc>
+          <w:tcPr>
+            <w:tcW w:w="1666" w:type="pct"/>
+          </w:tcPr>
+          <w:p>
+            <w:pPr>
+              <w:rPr>
+                <w:sz w:val="15"/>
+              </w:rPr>
+            </w:pPr>
+            <w:r>
+              <w:rPr>
+                <w:sz w:val="15"/>
+              </w:rPr>
+              <w:t>Database Identification, single instance SID</w:t>
+            </w:r>
+          </w:p>
+        </w:tc>
+        <w:tc>
+          <w:tcPr>
+            <w:tcW w:w="1667" w:type="pct"/>
+          </w:tcPr>
+          <w:p>
+            <w:pPr>
+              <w:rPr>
+                <w:sz w:val="15"/>
+              </w:rPr>
+            </w:pPr>
+            <w:r>
+              <w:rPr>
+                <w:sz w:val="15"/>
+              </w:rPr>
+              <w:t>M24SHAMSPEC</w:t>
+            </w:r>
+          </w:p>
+        </w:tc>
+        <w:tc>
+          <w:tcPr>
+            <w:tcW w:w="1667" w:type="pct"/>
+          </w:tcPr>
+          <w:p>
+            <w:pPr>
+              <w:rPr>
+                <w:sz w:val="15"/>
+              </w:rPr>
+            </w:pPr>
+            <w:r>
+              <w:rPr>
+                <w:sz w:val="15"/>
+              </w:rPr>
+              <w:t>Segue la convenzione site-specific PEYTECH.</w:t>
+            </w:r>
+          </w:p>
+        </w:tc>
+      </w:tr>
+      <w:tr>
+        <w:tc>
+          <w:tcPr>
+            <w:tcW w:w="1666" w:type="pct"/>
+          </w:tcPr>
+          <w:p>
+            <w:pPr>
+              <w:rPr>
+                <w:sz w:val="15"/>
+              </w:rPr>
+            </w:pPr>
+            <w:r>
+              <w:rPr>
+                <w:sz w:val="15"/>
+              </w:rPr>
+              <w:t>Database Identification, RAC SID prefix</w:t>
+            </w:r>
+          </w:p>
+        </w:tc>
+        <w:tc>
+          <w:tcPr>
+            <w:tcW w:w="1667" w:type="pct"/>
+          </w:tcPr>
+          <w:p>
+            <w:pPr>
+              <w:rPr>
+                <w:sz w:val="15"/>
+              </w:rPr>
+            </w:pPr>
+            <w:r>
+              <w:rPr>
+                <w:sz w:val="15"/>
+              </w:rPr>
+              <w:t>M24SHAMSPEC</w:t>
+            </w:r>
+          </w:p>
+        </w:tc>
+        <w:tc>
+          <w:tcPr>
+            <w:tcW w:w="1667" w:type="pct"/>
+          </w:tcPr>
+          <w:p>
+            <w:pPr>
+              <w:rPr>
+                <w:sz w:val="15"/>
+              </w:rPr>
+            </w:pPr>
+            <w:r>
+              <w:rPr>
+                <w:sz w:val="15"/>
+              </w:rPr>
+              <w:t>DBCA crea M24SHAMSPEC1 e M24SHAMSPEC2.</w:t>
+            </w:r>
+          </w:p>
+        </w:tc>
+      </w:tr>
+      <w:tr>
+        <w:tc>
+          <w:tcPr>
+            <w:tcW w:w="1666" w:type="pct"/>
+          </w:tcPr>
+          <w:p>
+            <w:pPr>
+              <w:rPr>
+                <w:sz w:val="15"/>
+              </w:rPr>
+            </w:pPr>
+            <w:r>
+              <w:rPr>
+                <w:sz w:val="15"/>
+              </w:rPr>
+              <w:t>Container database</w:t>
+            </w:r>
+          </w:p>
+        </w:tc>
+        <w:tc>
+          <w:tcPr>
+            <w:tcW w:w="1667" w:type="pct"/>
+          </w:tcPr>
+          <w:p>
+            <w:pPr>
+              <w:rPr>
+                <w:sz w:val="15"/>
+              </w:rPr>
+            </w:pPr>
+            <w:r>
+              <w:rPr>
+                <w:sz w:val="15"/>
+              </w:rPr>
+              <w:t>Disabilitato per S1/S3; abilitato per S2/S4</w:t>
+            </w:r>
+          </w:p>
+        </w:tc>
+        <w:tc>
+          <w:tcPr>
+            <w:tcW w:w="1667" w:type="pct"/>
+          </w:tcPr>
+          <w:p>
+            <w:pPr>
+              <w:rPr>
+                <w:sz w:val="15"/>
+              </w:rPr>
+            </w:pPr>
+            <w:r>
+              <w:rPr>
+                <w:sz w:val="15"/>
+              </w:rPr>
+              <w:t>Per CDB creare la PDB iniziale M24SHAMSC_APP.</w:t>
+            </w:r>
+          </w:p>
+        </w:tc>
+      </w:tr>
+      <w:tr>
+        <w:tc>
+          <w:tcPr>
+            <w:tcW w:w="1666" w:type="pct"/>
+          </w:tcPr>
+          <w:p>
+            <w:pPr>
+              <w:rPr>
+                <w:sz w:val="15"/>
+              </w:rPr>
+            </w:pPr>
+            <w:r>
+              <w:rPr>
+                <w:sz w:val="15"/>
+              </w:rPr>
+              <w:t>Storage Option</w:t>
+            </w:r>
+          </w:p>
+        </w:tc>
+        <w:tc>
+          <w:tcPr>
+            <w:tcW w:w="1667" w:type="pct"/>
+          </w:tcPr>
+          <w:p>
+            <w:pPr>
+              <w:rPr>
+                <w:sz w:val="15"/>
+              </w:rPr>
+            </w:pPr>
+            <w:r>
+              <w:rPr>
+                <w:sz w:val="15"/>
+              </w:rPr>
+              <w:t>ASM con OMF su +M24SHAMS_DATA</w:t>
+            </w:r>
+          </w:p>
+        </w:tc>
+        <w:tc>
+          <w:tcPr>
+            <w:tcW w:w="1667" w:type="pct"/>
+          </w:tcPr>
+          <w:p>
+            <w:pPr>
+              <w:rPr>
+                <w:sz w:val="15"/>
+              </w:rPr>
+            </w:pPr>
+            <w:r>
+              <w:rPr>
+                <w:sz w:val="15"/>
+              </w:rPr>
+              <w:t>Revisionare control file e redo multiplexati tra DATA e FRA.</w:t>
+            </w:r>
+          </w:p>
+        </w:tc>
+      </w:tr>
+      <w:tr>
+        <w:tc>
+          <w:tcPr>
+            <w:tcW w:w="1666" w:type="pct"/>
+          </w:tcPr>
+          <w:p>
+            <w:pPr>
+              <w:rPr>
+                <w:sz w:val="15"/>
+              </w:rPr>
+            </w:pPr>
+            <w:r>
+              <w:rPr>
+                <w:sz w:val="15"/>
+              </w:rPr>
+              <w:t>Fast Recovery Option</w:t>
+            </w:r>
+          </w:p>
+        </w:tc>
+        <w:tc>
+          <w:tcPr>
+            <w:tcW w:w="1667" w:type="pct"/>
+          </w:tcPr>
+          <w:p>
+            <w:pPr>
+              <w:rPr>
+                <w:sz w:val="15"/>
+              </w:rPr>
+            </w:pPr>
+            <w:r>
+              <w:rPr>
+                <w:sz w:val="15"/>
+              </w:rPr>
+              <w:t>FRA su +M24SHAMS_FRA con sizing approvato</w:t>
+            </w:r>
+          </w:p>
+        </w:tc>
+        <w:tc>
+          <w:tcPr>
+            <w:tcW w:w="1667" w:type="pct"/>
+          </w:tcPr>
+          <w:p>
+            <w:pPr>
+              <w:rPr>
+                <w:sz w:val="15"/>
+              </w:rPr>
+            </w:pPr>
+            <w:r>
+              <w:rPr>
+                <w:sz w:val="15"/>
+              </w:rPr>
+              <w:t>Non puntare la FRA al diskgroup DATA.</w:t>
+            </w:r>
+          </w:p>
+        </w:tc>
+      </w:tr>
+      <w:tr>
+        <w:tc>
+          <w:tcPr>
+            <w:tcW w:w="1666" w:type="pct"/>
+          </w:tcPr>
+          <w:p>
+            <w:pPr>
+              <w:rPr>
+                <w:sz w:val="15"/>
+              </w:rPr>
+            </w:pPr>
+            <w:r>
+              <w:rPr>
+                <w:sz w:val="15"/>
+              </w:rPr>
+              <w:t>Archiving</w:t>
+            </w:r>
+          </w:p>
+        </w:tc>
+        <w:tc>
+          <w:tcPr>
+            <w:tcW w:w="1667" w:type="pct"/>
+          </w:tcPr>
+          <w:p>
+            <w:pPr>
+              <w:rPr>
+                <w:sz w:val="15"/>
+              </w:rPr>
+            </w:pPr>
+            <w:r>
+              <w:rPr>
+                <w:sz w:val="15"/>
+              </w:rPr>
+              <w:t>Abilitato</w:t>
+            </w:r>
+          </w:p>
+        </w:tc>
+        <w:tc>
+          <w:tcPr>
+            <w:tcW w:w="1667" w:type="pct"/>
+          </w:tcPr>
+          <w:p>
+            <w:pPr>
+              <w:rPr>
+                <w:sz w:val="15"/>
+              </w:rPr>
+            </w:pPr>
+            <w:r>
+              <w:rPr>
+                <w:sz w:val="15"/>
+              </w:rPr>
+              <w:t>Nel popup usare automatic archiving; lasciare vuote le destinazioni locali se la destinazione prevista e' la FRA.</w:t>
+            </w:r>
+          </w:p>
+        </w:tc>
+      </w:tr>
+      <w:tr>
+        <w:tc>
+          <w:tcPr>
+            <w:tcW w:w="1666" w:type="pct"/>
+          </w:tcPr>
+          <w:p>
+            <w:pPr>
+              <w:rPr>
+                <w:sz w:val="15"/>
+              </w:rPr>
+            </w:pPr>
+            <w:r>
+              <w:rPr>
+                <w:sz w:val="15"/>
+              </w:rPr>
+              <w:t>Network Configuration</w:t>
+            </w:r>
+          </w:p>
+        </w:tc>
+        <w:tc>
+          <w:tcPr>
+            <w:tcW w:w="1667" w:type="pct"/>
+          </w:tcPr>
+          <w:p>
+            <w:pPr>
+              <w:rPr>
+                <w:sz w:val="15"/>
+              </w:rPr>
+            </w:pPr>
+            <w:r>
+              <w:rPr>
+                <w:sz w:val="15"/>
+              </w:rPr>
+              <w:t>Listener GI gia' approvati: applicativo 1521, DG 1531</w:t>
+            </w:r>
+          </w:p>
+        </w:tc>
+        <w:tc>
+          <w:tcPr>
+            <w:tcW w:w="1667" w:type="pct"/>
+          </w:tcPr>
+          <w:p>
+            <w:pPr>
+              <w:rPr>
+                <w:sz w:val="15"/>
+              </w:rPr>
+            </w:pPr>
+            <w:r>
+              <w:rPr>
+                <w:sz w:val="15"/>
+              </w:rPr>
+              <w:t>Non creare un listener aggiuntivo vuoto o duplicato.</w:t>
+            </w:r>
+          </w:p>
+        </w:tc>
+      </w:tr>
+      <w:tr>
+        <w:tc>
+          <w:tcPr>
+            <w:tcW w:w="1666" w:type="pct"/>
+          </w:tcPr>
+          <w:p>
+            <w:pPr>
+              <w:rPr>
+                <w:sz w:val="15"/>
+              </w:rPr>
+            </w:pPr>
+            <w:r>
+              <w:rPr>
+                <w:sz w:val="15"/>
+              </w:rPr>
+              <w:t>Database Options</w:t>
+            </w:r>
+          </w:p>
+        </w:tc>
+        <w:tc>
+          <w:tcPr>
+            <w:tcW w:w="1667" w:type="pct"/>
+          </w:tcPr>
+          <w:p>
+            <w:pPr>
+              <w:rPr>
+                <w:sz w:val="15"/>
+              </w:rPr>
+            </w:pPr>
+            <w:r>
+              <w:rPr>
+                <w:sz w:val="15"/>
+              </w:rPr>
+              <w:t>Solo componenti applicativi approvati</w:t>
+            </w:r>
+          </w:p>
+        </w:tc>
+        <w:tc>
+          <w:tcPr>
+            <w:tcW w:w="1667" w:type="pct"/>
+          </w:tcPr>
+          <w:p>
+            <w:pPr>
+              <w:rPr>
+                <w:sz w:val="15"/>
+              </w:rPr>
+            </w:pPr>
+            <w:r>
+              <w:rPr>
+                <w:sz w:val="15"/>
+              </w:rPr>
+              <w:t>Disabilitare OJVM, Spatial, Multimedia e OLAP se non richiesti. Oracle Text richiede conferma applicativa.</w:t>
+            </w:r>
+          </w:p>
+        </w:tc>
+      </w:tr>
+      <w:tr>
+        <w:tc>
+          <w:tcPr>
+            <w:tcW w:w="1666" w:type="pct"/>
+          </w:tcPr>
+          <w:p>
+            <w:pPr>
+              <w:rPr>
+                <w:sz w:val="15"/>
+              </w:rPr>
+            </w:pPr>
+            <w:r>
+              <w:rPr>
+                <w:sz w:val="15"/>
+              </w:rPr>
+              <w:t>Memory</w:t>
+            </w:r>
+          </w:p>
+        </w:tc>
+        <w:tc>
+          <w:tcPr>
+            <w:tcW w:w="1667" w:type="pct"/>
+          </w:tcPr>
+          <w:p>
+            <w:pPr>
+              <w:rPr>
+                <w:sz w:val="15"/>
+              </w:rPr>
+            </w:pPr>
+            <w:r>
+              <w:rPr>
+                <w:sz w:val="15"/>
+              </w:rPr>
+              <w:t>ASMM con SGA/PGA da sizing approvato</w:t>
+            </w:r>
+          </w:p>
+        </w:tc>
+        <w:tc>
+          <w:tcPr>
+            <w:tcW w:w="1667" w:type="pct"/>
+          </w:tcPr>
+          <w:p>
+            <w:pPr>
+              <w:rPr>
+                <w:sz w:val="15"/>
+              </w:rPr>
+            </w:pPr>
+            <w:r>
+              <w:rPr>
+                <w:sz w:val="15"/>
+              </w:rPr>
+              <w:t>Non copiare automaticamente valori derivati dalla RAM host.</w:t>
+            </w:r>
+          </w:p>
+        </w:tc>
+      </w:tr>
+      <w:tr>
+        <w:tc>
+          <w:tcPr>
+            <w:tcW w:w="1666" w:type="pct"/>
+          </w:tcPr>
+          <w:p>
+            <w:pPr>
+              <w:rPr>
+                <w:sz w:val="15"/>
+              </w:rPr>
+            </w:pPr>
+            <w:r>
+              <w:rPr>
+                <w:sz w:val="15"/>
+              </w:rPr>
+              <w:t>Sizing</w:t>
+            </w:r>
+          </w:p>
+        </w:tc>
+        <w:tc>
+          <w:tcPr>
+            <w:tcW w:w="1667" w:type="pct"/>
+          </w:tcPr>
+          <w:p>
+            <w:pPr>
+              <w:rPr>
+                <w:sz w:val="15"/>
+              </w:rPr>
+            </w:pPr>
+            <w:r>
+              <w:rPr>
+                <w:sz w:val="15"/>
+              </w:rPr>
+              <w:t>processes=2048, db_block_size=8192 salvo eccezione approvata</w:t>
+            </w:r>
+          </w:p>
+        </w:tc>
+        <w:tc>
+          <w:tcPr>
+            <w:tcW w:w="1667" w:type="pct"/>
+          </w:tcPr>
+          <w:p>
+            <w:pPr>
+              <w:rPr>
+                <w:sz w:val="15"/>
+              </w:rPr>
+            </w:pPr>
+            <w:r>
+              <w:rPr>
+                <w:sz w:val="15"/>
+              </w:rPr>
+              <w:t>Verificare anche sessions e open_cursors rispetto al riferimento.</w:t>
+            </w:r>
+          </w:p>
+        </w:tc>
+      </w:tr>
+      <w:tr>
+        <w:tc>
+          <w:tcPr>
+            <w:tcW w:w="1666" w:type="pct"/>
+          </w:tcPr>
+          <w:p>
+            <w:pPr>
+              <w:rPr>
+                <w:sz w:val="15"/>
+              </w:rPr>
+            </w:pPr>
+            <w:r>
+              <w:rPr>
+                <w:sz w:val="15"/>
+              </w:rPr>
+              <w:t>Character sets</w:t>
+            </w:r>
+          </w:p>
+        </w:tc>
+        <w:tc>
+          <w:tcPr>
+            <w:tcW w:w="1667" w:type="pct"/>
+          </w:tcPr>
+          <w:p>
+            <w:pPr>
+              <w:rPr>
+                <w:sz w:val="15"/>
+              </w:rPr>
+            </w:pPr>
+            <w:r>
+              <w:rPr>
+                <w:sz w:val="15"/>
+              </w:rPr>
+              <w:t>AL32UTF8, AL16UTF16, American, United States</w:t>
+            </w:r>
+          </w:p>
+        </w:tc>
+        <w:tc>
+          <w:tcPr>
+            <w:tcW w:w="1667" w:type="pct"/>
+          </w:tcPr>
+          <w:p>
+            <w:pPr>
+              <w:rPr>
+                <w:sz w:val="15"/>
+              </w:rPr>
+            </w:pPr>
+            <w:r>
+              <w:rPr>
+                <w:sz w:val="15"/>
+              </w:rPr>
+              <w:t>Registrare eventuali eccezioni applicative.</w:t>
+            </w:r>
+          </w:p>
+        </w:tc>
+      </w:tr>
+      <w:tr>
+        <w:tc>
+          <w:tcPr>
+            <w:tcW w:w="1666" w:type="pct"/>
+          </w:tcPr>
+          <w:p>
+            <w:pPr>
+              <w:rPr>
+                <w:sz w:val="15"/>
+              </w:rPr>
+            </w:pPr>
+            <w:r>
+              <w:rPr>
+                <w:sz w:val="15"/>
+              </w:rPr>
+              <w:t>Connection mode</w:t>
+            </w:r>
+          </w:p>
+        </w:tc>
+        <w:tc>
+          <w:tcPr>
+            <w:tcW w:w="1667" w:type="pct"/>
+          </w:tcPr>
+          <w:p>
+            <w:pPr>
+              <w:rPr>
+                <w:sz w:val="15"/>
+              </w:rPr>
+            </w:pPr>
+            <w:r>
+              <w:rPr>
+                <w:sz w:val="15"/>
+              </w:rPr>
+              <w:t>Dedicated server</w:t>
+            </w:r>
+          </w:p>
+        </w:tc>
+        <w:tc>
+          <w:tcPr>
+            <w:tcW w:w="1667" w:type="pct"/>
+          </w:tcPr>
+          <w:p>
+            <w:pPr>
+              <w:rPr>
+                <w:sz w:val="15"/>
+              </w:rPr>
+            </w:pPr>
+            <w:r>
+              <w:rPr>
+                <w:sz w:val="15"/>
+              </w:rPr>
+              <w:t>Usare shared server solo con requisito esplicito.</w:t>
+            </w:r>
+          </w:p>
+        </w:tc>
+      </w:tr>
+      <w:tr>
+        <w:tc>
+          <w:tcPr>
+            <w:tcW w:w="1666" w:type="pct"/>
+          </w:tcPr>
+          <w:p>
+            <w:pPr>
+              <w:rPr>
+                <w:sz w:val="15"/>
+              </w:rPr>
+            </w:pPr>
+            <w:r>
+              <w:rPr>
+                <w:sz w:val="15"/>
+              </w:rPr>
+              <w:t>Management Options</w:t>
+            </w:r>
+          </w:p>
+        </w:tc>
+        <w:tc>
+          <w:tcPr>
+            <w:tcW w:w="1667" w:type="pct"/>
+          </w:tcPr>
+          <w:p>
+            <w:pPr>
+              <w:rPr>
+                <w:sz w:val="15"/>
+              </w:rPr>
+            </w:pPr>
+            <w:r>
+              <w:rPr>
+                <w:sz w:val="15"/>
+              </w:rPr>
+              <w:t>EM Express disabilitato salvo approvazione; Cloud Control solo con team monitoring</w:t>
+            </w:r>
+          </w:p>
+        </w:tc>
+        <w:tc>
+          <w:tcPr>
+            <w:tcW w:w="1667" w:type="pct"/>
+          </w:tcPr>
+          <w:p>
+            <w:pPr>
+              <w:rPr>
+                <w:sz w:val="15"/>
+              </w:rPr>
+            </w:pPr>
+            <w:r>
+              <w:rPr>
+                <w:sz w:val="15"/>
+              </w:rPr>
+              <w:t>Confrontare con GETHTTPSPORT() e stato account di monitoraggio del riferimento.</w:t>
+            </w:r>
+          </w:p>
+        </w:tc>
+      </w:tr>
+      <w:tr>
+        <w:tc>
+          <w:tcPr>
+            <w:tcW w:w="1666" w:type="pct"/>
+          </w:tcPr>
+          <w:p>
+            <w:pPr>
+              <w:rPr>
+                <w:sz w:val="15"/>
+              </w:rPr>
+            </w:pPr>
+            <w:r>
+              <w:rPr>
+                <w:sz w:val="15"/>
+              </w:rPr>
+              <w:t>Creation Option</w:t>
+            </w:r>
+          </w:p>
+        </w:tc>
+        <w:tc>
+          <w:tcPr>
+            <w:tcW w:w="1667" w:type="pct"/>
+          </w:tcPr>
+          <w:p>
+            <w:pPr>
+              <w:rPr>
+                <w:sz w:val="15"/>
+              </w:rPr>
+            </w:pPr>
+            <w:r>
+              <w:rPr>
+                <w:sz w:val="15"/>
+              </w:rPr>
+              <w:t>Generate database creation scripts</w:t>
+            </w:r>
+          </w:p>
+        </w:tc>
+        <w:tc>
+          <w:tcPr>
+            <w:tcW w:w="1667" w:type="pct"/>
+          </w:tcPr>
+          <w:p>
+            <w:pPr>
+              <w:rPr>
+                <w:sz w:val="15"/>
+              </w:rPr>
+            </w:pPr>
+            <w:r>
+              <w:rPr>
+                <w:sz w:val="15"/>
+              </w:rPr>
+              <w:t>Salvare in $ORACLE_BASE/admin/$DB_NAME/scripts, revisionare SQL e init file prima dell'esecuzione.</w:t>
+            </w:r>
+          </w:p>
+        </w:tc>
+      </w:tr>
+    </w:tbl>
+    <w:p/>
+    <w:p>
+      <w:pPr>
+        <w:pStyle w:val="Heading2"/>
+      </w:pPr>
+      <w:r>
+        <w:t>3. All Initialization Parameters</w:t>
+      </w:r>
+    </w:p>
+    <w:p>
+      <w:r>
+        <w:t>Prima di generare gli script apri All Initialization Parameters, correggi i</w:t>
+      </w:r>
+    </w:p>
+    <w:p>
+      <w:r>
+        <w:t>valori e seleziona l'inclusione nello SPFILE dove applicabile.</w:t>
+      </w:r>
+    </w:p>
+    <w:tbl>
+      <w:tblPr>
+        <w:tblStyle w:val="TableGrid"/>
+        <w:tblW w:w="5000" w:type="pct"/>
+        <w:tblLook w:val="04A0" w:firstRow="1" w:lastRow="0" w:firstColumn="1" w:lastColumn="0" w:noHBand="0" w:noVBand="1"/>
+      </w:tblPr>
+      <w:tblGrid>
+        <w:gridCol w:w="4988"/>
+        <w:gridCol w:w="4988"/>
+      </w:tblGrid>
+      <w:tr>
+        <w:tc>
+          <w:tcPr>
+            <w:tcW w:w="2500" w:type="pct"/>
+            <w:shd w:val="clear" w:color="auto" w:fill="E6E6E6"/>
+          </w:tcPr>
+          <w:p>
+            <w:pPr>
+              <w:rPr>
+                <w:b/>
+                <w:sz w:val="15"/>
+              </w:rPr>
+            </w:pPr>
+            <w:r>
+              <w:rPr>
+                <w:b/>
+                <w:sz w:val="15"/>
+              </w:rPr>
+              <w:t>Parametro</w:t>
+            </w:r>
+          </w:p>
+        </w:tc>
+        <w:tc>
+          <w:tcPr>
+            <w:tcW w:w="2500" w:type="pct"/>
+            <w:shd w:val="clear" w:color="auto" w:fill="E6E6E6"/>
+          </w:tcPr>
+          <w:p>
+            <w:pPr>
+              <w:rPr>
+                <w:b/>
+                <w:sz w:val="15"/>
+              </w:rPr>
+            </w:pPr>
+            <w:r>
+              <w:rPr>
+                <w:b/>
+                <w:sz w:val="15"/>
+              </w:rPr>
+              <w:t>Valore primary PE</w:t>
+            </w:r>
+          </w:p>
+        </w:tc>
+      </w:tr>
+      <w:tr>
+        <w:tc>
+          <w:tcPr>
+            <w:tcW w:w="2500" w:type="pct"/>
+          </w:tcPr>
+          <w:p>
+            <w:pPr>
+              <w:rPr>
+                <w:sz w:val="15"/>
+              </w:rPr>
+            </w:pPr>
+            <w:r>
+              <w:rPr>
+                <w:sz w:val="15"/>
+              </w:rPr>
+              <w:t>db_name</w:t>
+            </w:r>
+          </w:p>
+        </w:tc>
+        <w:tc>
+          <w:tcPr>
+            <w:tcW w:w="2500" w:type="pct"/>
+          </w:tcPr>
+          <w:p>
+            <w:pPr>
+              <w:rPr>
+                <w:sz w:val="15"/>
+              </w:rPr>
+            </w:pPr>
+            <w:r>
+              <w:rPr>
+                <w:sz w:val="15"/>
+              </w:rPr>
+              <w:t>M24SHAMS</w:t>
+            </w:r>
+          </w:p>
+        </w:tc>
+      </w:tr>
+      <w:tr>
+        <w:tc>
+          <w:tcPr>
+            <w:tcW w:w="2500" w:type="pct"/>
+          </w:tcPr>
+          <w:p>
+            <w:pPr>
+              <w:rPr>
+                <w:sz w:val="15"/>
+              </w:rPr>
+            </w:pPr>
+            <w:r>
+              <w:rPr>
+                <w:sz w:val="15"/>
+              </w:rPr>
+              <w:t>db_unique_name</w:t>
+            </w:r>
+          </w:p>
+        </w:tc>
+        <w:tc>
+          <w:tcPr>
+            <w:tcW w:w="2500" w:type="pct"/>
+          </w:tcPr>
+          <w:p>
+            <w:pPr>
+              <w:rPr>
+                <w:sz w:val="15"/>
+              </w:rPr>
+            </w:pPr>
+            <w:r>
+              <w:rPr>
+                <w:sz w:val="15"/>
+              </w:rPr>
+              <w:t>M24SHAMSPEC</w:t>
+            </w:r>
+          </w:p>
+        </w:tc>
+      </w:tr>
+      <w:tr>
+        <w:tc>
+          <w:tcPr>
+            <w:tcW w:w="2500" w:type="pct"/>
+          </w:tcPr>
+          <w:p>
+            <w:pPr>
+              <w:rPr>
+                <w:sz w:val="15"/>
+              </w:rPr>
+            </w:pPr>
+            <w:r>
+              <w:rPr>
+                <w:sz w:val="15"/>
+              </w:rPr>
+              <w:t>db_create_file_dest</w:t>
+            </w:r>
+          </w:p>
+        </w:tc>
+        <w:tc>
+          <w:tcPr>
+            <w:tcW w:w="2500" w:type="pct"/>
+          </w:tcPr>
+          <w:p>
+            <w:pPr>
+              <w:rPr>
+                <w:sz w:val="15"/>
+              </w:rPr>
+            </w:pPr>
+            <w:r>
+              <w:rPr>
+                <w:sz w:val="15"/>
+              </w:rPr>
+              <w:t>+M24SHAMS_DATA</w:t>
+            </w:r>
+          </w:p>
+        </w:tc>
+      </w:tr>
+      <w:tr>
+        <w:tc>
+          <w:tcPr>
+            <w:tcW w:w="2500" w:type="pct"/>
+          </w:tcPr>
+          <w:p>
+            <w:pPr>
+              <w:rPr>
+                <w:sz w:val="15"/>
+              </w:rPr>
+            </w:pPr>
+            <w:r>
+              <w:rPr>
+                <w:sz w:val="15"/>
+              </w:rPr>
+              <w:t>db_recovery_file_dest</w:t>
+            </w:r>
+          </w:p>
+        </w:tc>
+        <w:tc>
+          <w:tcPr>
+            <w:tcW w:w="2500" w:type="pct"/>
+          </w:tcPr>
+          <w:p>
+            <w:pPr>
+              <w:rPr>
+                <w:sz w:val="15"/>
+              </w:rPr>
+            </w:pPr>
+            <w:r>
+              <w:rPr>
+                <w:sz w:val="15"/>
+              </w:rPr>
+              <w:t>+M24SHAMS_FRA</w:t>
+            </w:r>
+          </w:p>
+        </w:tc>
+      </w:tr>
+      <w:tr>
+        <w:tc>
+          <w:tcPr>
+            <w:tcW w:w="2500" w:type="pct"/>
+          </w:tcPr>
+          <w:p>
+            <w:pPr>
+              <w:rPr>
+                <w:sz w:val="15"/>
+              </w:rPr>
+            </w:pPr>
+            <w:r>
+              <w:rPr>
+                <w:sz w:val="15"/>
+              </w:rPr>
+              <w:t>db_recovery_file_dest_size</w:t>
+            </w:r>
+          </w:p>
+        </w:tc>
+        <w:tc>
+          <w:tcPr>
+            <w:tcW w:w="2500" w:type="pct"/>
+          </w:tcPr>
+          <w:p>
+            <w:pPr>
+              <w:rPr>
+                <w:sz w:val="15"/>
+              </w:rPr>
+            </w:pPr>
+            <w:r>
+              <w:rPr>
+                <w:sz w:val="15"/>
+              </w:rPr>
+              <w:t>&lt;FRA_BYTES&gt;</w:t>
+            </w:r>
+          </w:p>
+        </w:tc>
+      </w:tr>
+      <w:tr>
+        <w:tc>
+          <w:tcPr>
+            <w:tcW w:w="2500" w:type="pct"/>
+          </w:tcPr>
+          <w:p>
+            <w:pPr>
+              <w:rPr>
+                <w:sz w:val="15"/>
+              </w:rPr>
+            </w:pPr>
+            <w:r>
+              <w:rPr>
+                <w:sz w:val="15"/>
+              </w:rPr>
+              <w:t>processes</w:t>
+            </w:r>
+          </w:p>
+        </w:tc>
+        <w:tc>
+          <w:tcPr>
+            <w:tcW w:w="2500" w:type="pct"/>
+          </w:tcPr>
+          <w:p>
+            <w:pPr>
+              <w:rPr>
+                <w:sz w:val="15"/>
+              </w:rPr>
+            </w:pPr>
+            <w:r>
+              <w:rPr>
+                <w:sz w:val="15"/>
+              </w:rPr>
+              <w:t>2048, salvo sizing approvato differente</w:t>
+            </w:r>
+          </w:p>
+        </w:tc>
+      </w:tr>
+      <w:tr>
+        <w:tc>
+          <w:tcPr>
+            <w:tcW w:w="2500" w:type="pct"/>
+          </w:tcPr>
+          <w:p>
+            <w:pPr>
+              <w:rPr>
+                <w:sz w:val="15"/>
+              </w:rPr>
+            </w:pPr>
+            <w:r>
+              <w:rPr>
+                <w:sz w:val="15"/>
+              </w:rPr>
+              <w:t>db_block_size</w:t>
+            </w:r>
+          </w:p>
+        </w:tc>
+        <w:tc>
+          <w:tcPr>
+            <w:tcW w:w="2500" w:type="pct"/>
+          </w:tcPr>
+          <w:p>
+            <w:pPr>
+              <w:rPr>
+                <w:sz w:val="15"/>
+              </w:rPr>
+            </w:pPr>
+            <w:r>
+              <w:rPr>
+                <w:sz w:val="15"/>
+              </w:rPr>
+              <w:t>8192, salvo requisito applicativo differente</w:t>
+            </w:r>
+          </w:p>
+        </w:tc>
+      </w:tr>
+    </w:tbl>
+    <w:p/>
+    <w:p>
+      <w:r>
+        <w:t>Il trasporto redo remoto Data Guard viene configurato dopo la preparazione</w:t>
+      </w:r>
+    </w:p>
+    <w:p>
+      <w:r>
+        <w:t>dello standby. Non inserire destinazioni remote improvvisate nel wizard.</w:t>
+      </w:r>
+    </w:p>
+    <w:p>
+      <w:pPr>
+        <w:pStyle w:val="Heading2"/>
+      </w:pPr>
+      <w:r>
+        <w:t>4. Review degli script</w:t>
+      </w:r>
+    </w:p>
+    <w:p>
+      <w:r>
+        <w:t>DBCA deve produrre script da revisionare, non creare direttamente il database.</w:t>
+      </w:r>
+    </w:p>
+    <w:p>
+      <w:r>
+        <w:t>Conserva nel change gli script approvati e il summary DBCA.</w:t>
+      </w:r>
+    </w:p>
+    <w:p>
+      <w:r>
+        <w:t>Verifica almeno:</w:t>
+      </w:r>
+    </w:p>
+    <w:p>
+      <w:r>
+        <w:t>• CREATE DATABASE coerente con M24SHAMS;</w:t>
+      </w:r>
+    </w:p>
+    <w:p>
+      <w:r>
+        <w:t>• DB_NAME=M24SHAMS e DB_UNIQUE_NAME=M24SHAMSPEC;</w:t>
+      </w:r>
+    </w:p>
+    <w:p>
+      <w:r>
+        <w:t>• OMF e path ASM corretti;</w:t>
+      </w:r>
+    </w:p>
+    <w:p>
+      <w:r>
+        <w:t>• control file e redo multiplexati tra DATA e FRA;</w:t>
+      </w:r>
+    </w:p>
+    <w:p>
+      <w:r>
+        <w:t>• FRA su +M24SHAMS_FRA;</w:t>
+      </w:r>
+    </w:p>
+    <w:p>
+      <w:r>
+        <w:t>• ARCHIVELOG abilitato;</w:t>
+      </w:r>
+    </w:p>
+    <w:p>
+      <w:r>
+        <w:t>• componenti non richiesti assenti;</w:t>
+      </w:r>
+    </w:p>
+    <w:p>
+      <w:r>
+        <w:t>• nessuna password leggibile in file o argomenti shell.</w:t>
+      </w:r>
+    </w:p>
+    <w:p>
+      <w:pPr>
+        <w:pStyle w:val="Heading1"/>
+      </w:pPr>
+      <w:r>
+        <w:t>Errori rilevati nelle schermate ricevute</w:t>
+      </w:r>
+    </w:p>
+    <w:tbl>
+      <w:tblPr>
+        <w:tblStyle w:val="TableGrid"/>
+        <w:tblW w:w="5000" w:type="pct"/>
+        <w:tblLook w:val="04A0" w:firstRow="1" w:lastRow="0" w:firstColumn="1" w:lastColumn="0" w:noHBand="0" w:noVBand="1"/>
+      </w:tblPr>
+      <w:tblGrid>
+        <w:gridCol w:w="4988"/>
+        <w:gridCol w:w="4988"/>
+      </w:tblGrid>
+      <w:tr>
+        <w:tc>
+          <w:tcPr>
+            <w:tcW w:w="2500" w:type="pct"/>
+            <w:shd w:val="clear" w:color="auto" w:fill="E6E6E6"/>
+          </w:tcPr>
+          <w:p>
+            <w:pPr>
+              <w:rPr>
+                <w:b/>
+                <w:sz w:val="15"/>
+              </w:rPr>
+            </w:pPr>
+            <w:r>
+              <w:rPr>
+                <w:b/>
+                <w:sz w:val="15"/>
+              </w:rPr>
+              <w:t>Evidenza GUI</w:t>
+            </w:r>
+          </w:p>
+        </w:tc>
+        <w:tc>
+          <w:tcPr>
+            <w:tcW w:w="2500" w:type="pct"/>
+            <w:shd w:val="clear" w:color="auto" w:fill="E6E6E6"/>
+          </w:tcPr>
+          <w:p>
+            <w:pPr>
+              <w:rPr>
+                <w:b/>
+                <w:sz w:val="15"/>
+              </w:rPr>
+            </w:pPr>
+            <w:r>
+              <w:rPr>
+                <w:b/>
+                <w:sz w:val="15"/>
+              </w:rPr>
+              <w:t>Correzione</w:t>
+            </w:r>
+          </w:p>
+        </w:tc>
+      </w:tr>
+      <w:tr>
+        <w:tc>
+          <w:tcPr>
+            <w:tcW w:w="2500" w:type="pct"/>
+          </w:tcPr>
+          <w:p>
+            <w:pPr>
+              <w:rPr>
+                <w:sz w:val="15"/>
+              </w:rPr>
+            </w:pPr>
+            <w:r>
+              <w:rPr>
+                <w:sz w:val="15"/>
+              </w:rPr>
+              <w:t>Percorso Typical configuration</w:t>
+            </w:r>
+          </w:p>
+        </w:tc>
+        <w:tc>
+          <w:tcPr>
+            <w:tcW w:w="2500" w:type="pct"/>
+          </w:tcPr>
+          <w:p>
+            <w:pPr>
+              <w:rPr>
+                <w:sz w:val="15"/>
+              </w:rPr>
+            </w:pPr>
+            <w:r>
+              <w:rPr>
+                <w:sz w:val="15"/>
+              </w:rPr>
+              <w:t>Usare Advanced configuration.</w:t>
+            </w:r>
+          </w:p>
+        </w:tc>
+      </w:tr>
+      <w:tr>
+        <w:tc>
+          <w:tcPr>
+            <w:tcW w:w="2500" w:type="pct"/>
+          </w:tcPr>
+          <w:p>
+            <w:pPr>
+              <w:rPr>
+                <w:sz w:val="15"/>
+              </w:rPr>
+            </w:pPr>
+            <w:r>
+              <w:rPr>
+                <w:sz w:val="15"/>
+              </w:rPr>
+              <w:t>Template General Purpose or Transaction Processing</w:t>
+            </w:r>
+          </w:p>
+        </w:tc>
+        <w:tc>
+          <w:tcPr>
+            <w:tcW w:w="2500" w:type="pct"/>
+          </w:tcPr>
+          <w:p>
+            <w:pPr>
+              <w:rPr>
+                <w:sz w:val="15"/>
+              </w:rPr>
+            </w:pPr>
+            <w:r>
+              <w:rPr>
+                <w:sz w:val="15"/>
+              </w:rPr>
+              <w:t>Usare Custom Database per il percorso controllato PEYTECH.</w:t>
+            </w:r>
+          </w:p>
+        </w:tc>
+      </w:tr>
+      <w:tr>
+        <w:tc>
+          <w:tcPr>
+            <w:tcW w:w="2500" w:type="pct"/>
+          </w:tcPr>
+          <w:p>
+            <w:pPr>
+              <w:rPr>
+                <w:sz w:val="15"/>
+              </w:rPr>
+            </w:pPr>
+            <w:r>
+              <w:rPr>
+                <w:sz w:val="15"/>
+              </w:rPr>
+              <w:t>FRA inizialmente puntata al diskgroup DATA</w:t>
+            </w:r>
+          </w:p>
+        </w:tc>
+        <w:tc>
+          <w:tcPr>
+            <w:tcW w:w="2500" w:type="pct"/>
+          </w:tcPr>
+          <w:p>
+            <w:pPr>
+              <w:rPr>
+                <w:sz w:val="15"/>
+              </w:rPr>
+            </w:pPr>
+            <w:r>
+              <w:rPr>
+                <w:sz w:val="15"/>
+              </w:rPr>
+              <w:t>Impostare +M24SHAMS_FRA e validare lo spazio reale.</w:t>
+            </w:r>
+          </w:p>
+        </w:tc>
+      </w:tr>
+      <w:tr>
+        <w:tc>
+          <w:tcPr>
+            <w:tcW w:w="2500" w:type="pct"/>
+          </w:tcPr>
+          <w:p>
+            <w:pPr>
+              <w:rPr>
+                <w:sz w:val="15"/>
+              </w:rPr>
+            </w:pPr>
+            <w:r>
+              <w:rPr>
+                <w:sz w:val="15"/>
+              </w:rPr>
+              <w:t>Enable archiving non selezionato</w:t>
+            </w:r>
+          </w:p>
+        </w:tc>
+        <w:tc>
+          <w:tcPr>
+            <w:tcW w:w="2500" w:type="pct"/>
+          </w:tcPr>
+          <w:p>
+            <w:pPr>
+              <w:rPr>
+                <w:sz w:val="15"/>
+              </w:rPr>
+            </w:pPr>
+            <w:r>
+              <w:rPr>
+                <w:sz w:val="15"/>
+              </w:rPr>
+              <w:t>Abilitare archiving e usare la FRA come destinazione locale.</w:t>
+            </w:r>
+          </w:p>
+        </w:tc>
+      </w:tr>
+      <w:tr>
+        <w:tc>
+          <w:tcPr>
+            <w:tcW w:w="2500" w:type="pct"/>
+          </w:tcPr>
+          <w:p>
+            <w:pPr>
+              <w:rPr>
+                <w:sz w:val="15"/>
+              </w:rPr>
+            </w:pPr>
+            <w:r>
+              <w:rPr>
+                <w:sz w:val="15"/>
+              </w:rPr>
+              <w:t>Opzione per creare un nuovo listener selezionata senza necessità</w:t>
+            </w:r>
+          </w:p>
+        </w:tc>
+        <w:tc>
+          <w:tcPr>
+            <w:tcW w:w="2500" w:type="pct"/>
+          </w:tcPr>
+          <w:p>
+            <w:pPr>
+              <w:rPr>
+                <w:sz w:val="15"/>
+              </w:rPr>
+            </w:pPr>
+            <w:r>
+              <w:rPr>
+                <w:sz w:val="15"/>
+              </w:rPr>
+              <w:t>Selezionare i listener GI esistenti 1521 e 1531; non crearne uno duplicato.</w:t>
+            </w:r>
+          </w:p>
+        </w:tc>
+      </w:tr>
+      <w:tr>
+        <w:tc>
+          <w:tcPr>
+            <w:tcW w:w="2500" w:type="pct"/>
+          </w:tcPr>
+          <w:p>
+            <w:pPr>
+              <w:rPr>
+                <w:sz w:val="15"/>
+              </w:rPr>
+            </w:pPr>
+            <w:r>
+              <w:rPr>
+                <w:sz w:val="15"/>
+              </w:rPr>
+              <w:t>OJVM, Text, Multimedia, OLAP e Spatial selezionati</w:t>
+            </w:r>
+          </w:p>
+        </w:tc>
+        <w:tc>
+          <w:tcPr>
+            <w:tcW w:w="2500" w:type="pct"/>
+          </w:tcPr>
+          <w:p>
+            <w:pPr>
+              <w:rPr>
+                <w:sz w:val="15"/>
+              </w:rPr>
+            </w:pPr>
+            <w:r>
+              <w:rPr>
+                <w:sz w:val="15"/>
+              </w:rPr>
+              <w:t>Installare soltanto i componenti approvati dall'applicazione.</w:t>
+            </w:r>
+          </w:p>
+        </w:tc>
+      </w:tr>
+      <w:tr>
+        <w:tc>
+          <w:tcPr>
+            <w:tcW w:w="2500" w:type="pct"/>
+          </w:tcPr>
+          <w:p>
+            <w:pPr>
+              <w:rPr>
+                <w:sz w:val="15"/>
+              </w:rPr>
+            </w:pPr>
+            <w:r>
+              <w:rPr>
+                <w:sz w:val="15"/>
+              </w:rPr>
+              <w:t>EM Express selezionato sulla porta 5500</w:t>
+            </w:r>
+          </w:p>
+        </w:tc>
+        <w:tc>
+          <w:tcPr>
+            <w:tcW w:w="2500" w:type="pct"/>
+          </w:tcPr>
+          <w:p>
+            <w:pPr>
+              <w:rPr>
+                <w:sz w:val="15"/>
+              </w:rPr>
+            </w:pPr>
+            <w:r>
+              <w:rPr>
+                <w:sz w:val="15"/>
+              </w:rPr>
+              <w:t>Disabilitarlo salvo decisione esplicita del team monitoring.</w:t>
+            </w:r>
+          </w:p>
+        </w:tc>
+      </w:tr>
+      <w:tr>
+        <w:tc>
+          <w:tcPr>
+            <w:tcW w:w="2500" w:type="pct"/>
+          </w:tcPr>
+          <w:p>
+            <w:pPr>
+              <w:rPr>
+                <w:sz w:val="15"/>
+              </w:rPr>
+            </w:pPr>
+            <w:r>
+              <w:rPr>
+                <w:sz w:val="15"/>
+              </w:rPr>
+              <w:t>Create database selezionato nella Creation Option</w:t>
+            </w:r>
+          </w:p>
+        </w:tc>
+        <w:tc>
+          <w:tcPr>
+            <w:tcW w:w="2500" w:type="pct"/>
+          </w:tcPr>
+          <w:p>
+            <w:pPr>
+              <w:rPr>
+                <w:sz w:val="15"/>
+              </w:rPr>
+            </w:pPr>
+            <w:r>
+              <w:rPr>
+                <w:sz w:val="15"/>
+              </w:rPr>
+              <w:t>Usare Generate database creation scripts, revisionare ed eseguire gli script approvati.</w:t>
+            </w:r>
+          </w:p>
+        </w:tc>
+      </w:tr>
+    </w:tbl>
+    <w:p/>
+    <w:p>
+      <w:r>
+        <w:t>Le schermate mostrano dove intervenire, ma i valori dell'esempio ricevuto non</w:t>
+      </w:r>
+    </w:p>
+    <w:p>
+      <w:r>
+        <w:t>sono la naming authority del progetto SHAMS. Per SHAMS si conserva la</w:t>
+      </w:r>
+    </w:p>
+    <w:p>
+      <w:r>
+        <w:t>distinzione tra Global Database Name e SID site-specific</w:t>
+      </w:r>
+    </w:p>
+    <w:p>
+      <w:r>
+        <w:t>M24SHAMSPEC, db_name=M24SHAMS e db_unique_name=M24SHAMSPEC.</w:t>
+      </w:r>
+    </w:p>
+    <w:p>
+      <w:pPr>
+        <w:pStyle w:val="Heading1"/>
+      </w:pPr>
+      <w:r>
+        <w:t>Validazione finale</w:t>
+      </w:r>
+    </w:p>
+    <w:p>
+      <w:r>
+        <w:t>Prima di autorizzare l'esecuzione:</w:t>
+      </w:r>
+    </w:p>
+    <w:p>
+      <w:r>
+        <w:t>[ ] Advanced configuration</w:t>
+      </w:r>
+    </w:p>
+    <w:p>
+      <w:r>
+        <w:t>[ ] Custom Database</w:t>
+      </w:r>
+    </w:p>
+    <w:p>
+      <w:r>
+        <w:t>[ ] Global Database Name = M24SHAMSPEC[.&lt;DB_DOMAIN&gt;]</w:t>
+      </w:r>
+    </w:p>
+    <w:p>
+      <w:r>
+        <w:t>[ ] SID single = M24SHAMSPEC oppure SID prefix RAC = M24SHAMSPEC</w:t>
+      </w:r>
+    </w:p>
+    <w:p>
+      <w:r>
+        <w:t>[ ] db_name = M24SHAMS</w:t>
+      </w:r>
+    </w:p>
+    <w:p>
+      <w:r>
+        <w:t>[ ] db_unique_name = M24SHAMSPEC</w:t>
+      </w:r>
+    </w:p>
+    <w:p>
+      <w:r>
+        <w:t>[ ] FRA = +M24SHAMS_FRA</w:t>
+      </w:r>
+    </w:p>
+    <w:p>
+      <w:r>
+        <w:t>[ ] ARCHIVELOG abilitato</w:t>
+      </w:r>
+    </w:p>
+    <w:p>
+      <w:r>
+        <w:t>[ ] listener esistenti selezionati, nessun listener duplicato</w:t>
+      </w:r>
+    </w:p>
+    <w:p>
+      <w:r>
+        <w:t>[ ] componenti opzionali approvati uno per uno</w:t>
+      </w:r>
+    </w:p>
+    <w:p>
+      <w:r>
+        <w:t>[ ] Generate database creation scripts</w:t>
+      </w:r>
+    </w:p>
+    <w:p>
+      <w:pPr>
+        <w:shd w:val="clear" w:color="auto" w:fill="F2F2F2"/>
+        <w:spacing w:after="80"/>
+        <w:rPr>
+          <w:rFonts w:ascii="Consolas" w:hAnsi="Consolas"/>
+          <w:sz w:val="14"/>
+        </w:rPr>
+      </w:pPr>
+      <w:r>
+        <w:rPr>
+          <w:rFonts w:ascii="Consolas" w:hAnsi="Consolas"/>
+          <w:sz w:val="14"/>
+        </w:rPr>
+        <w:t>[ ] script revisionati e allegati al change</w:t>
+      </w:r>
+    </w:p>
+    <w:p>
+      <w:r>
+        <w:t>Dopo l'esecuzione controllata:</w:t>
+      </w:r>
+    </w:p>
+    <w:p>
+      <w:r>
+        <w:t>SELECT name, db_unique_name, log_mode, force_logging, cdb</w:t>
+      </w:r>
+    </w:p>
+    <w:p>
+      <w:r>
+        <w:t>FROM v$database;</w:t>
+      </w:r>
+    </w:p>
+    <w:p/>
+    <w:p>
+      <w:r>
+        <w:t>SELECT instance_name, status</w:t>
+      </w:r>
+    </w:p>
+    <w:p>
+      <w:r>
+        <w:t>FROM v$instance;</w:t>
+      </w:r>
+    </w:p>
+    <w:p/>
+    <w:p>
+      <w:r>
+        <w:t>SHOW PARAMETER db_recovery_file_dest</w:t>
+      </w:r>
+    </w:p>
+    <w:p>
+      <w:pPr>
+        <w:shd w:val="clear" w:color="auto" w:fill="F2F2F2"/>
+        <w:spacing w:after="80"/>
+        <w:rPr>
+          <w:rFonts w:ascii="Consolas" w:hAnsi="Consolas"/>
+          <w:sz w:val="14"/>
+        </w:rPr>
+      </w:pPr>
+      <w:r>
+        <w:rPr>
+          <w:rFonts w:ascii="Consolas" w:hAnsi="Consolas"/>
+          <w:sz w:val="14"/>
+        </w:rPr>
+        <w:t>SHOW PARAMETER db_recovery_file_dest_size</w:t>
+      </w:r>
+    </w:p>
+    <w:p>
+      <w:pPr>
+        <w:pStyle w:val="Heading1"/>
+      </w:pPr>
+      <w:r>
+        <w:t>Troubleshooting rapido</w:t>
+      </w:r>
+    </w:p>
+    <w:tbl>
+      <w:tblPr>
+        <w:tblStyle w:val="TableGrid"/>
+        <w:tblW w:w="5000" w:type="pct"/>
+        <w:tblLook w:val="04A0" w:firstRow="1" w:lastRow="0" w:firstColumn="1" w:lastColumn="0" w:noHBand="0" w:noVBand="1"/>
+      </w:tblPr>
+      <w:tblGrid>
+        <w:gridCol w:w="4988"/>
+        <w:gridCol w:w="4988"/>
+      </w:tblGrid>
+      <w:tr>
+        <w:tc>
+          <w:tcPr>
+            <w:tcW w:w="2500" w:type="pct"/>
+            <w:shd w:val="clear" w:color="auto" w:fill="E6E6E6"/>
+          </w:tcPr>
+          <w:p>
+            <w:pPr>
+              <w:rPr>
+                <w:b/>
+                <w:sz w:val="15"/>
+              </w:rPr>
+            </w:pPr>
+            <w:r>
+              <w:rPr>
+                <w:b/>
+                <w:sz w:val="15"/>
+              </w:rPr>
+              <w:t>Problema</w:t>
+            </w:r>
+          </w:p>
+        </w:tc>
+        <w:tc>
+          <w:tcPr>
+            <w:tcW w:w="2500" w:type="pct"/>
+            <w:shd w:val="clear" w:color="auto" w:fill="E6E6E6"/>
+          </w:tcPr>
+          <w:p>
+            <w:pPr>
+              <w:rPr>
+                <w:b/>
+                <w:sz w:val="15"/>
+              </w:rPr>
+            </w:pPr>
+            <w:r>
+              <w:rPr>
+                <w:b/>
+                <w:sz w:val="15"/>
+              </w:rPr>
+              <w:t>Azione</w:t>
+            </w:r>
+          </w:p>
+        </w:tc>
+      </w:tr>
+      <w:tr>
+        <w:tc>
+          <w:tcPr>
+            <w:tcW w:w="2500" w:type="pct"/>
+          </w:tcPr>
+          <w:p>
+            <w:pPr>
+              <w:rPr>
+                <w:sz w:val="15"/>
+              </w:rPr>
+            </w:pPr>
+            <w:r>
+              <w:rPr>
+                <w:sz w:val="15"/>
+              </w:rPr>
+              <w:t>Il SID single non include sito e ambiente</w:t>
+            </w:r>
+          </w:p>
+        </w:tc>
+        <w:tc>
+          <w:tcPr>
+            <w:tcW w:w="2500" w:type="pct"/>
+          </w:tcPr>
+          <w:p>
+            <w:pPr>
+              <w:rPr>
+                <w:sz w:val="15"/>
+              </w:rPr>
+            </w:pPr>
+            <w:r>
+              <w:rPr>
+                <w:sz w:val="15"/>
+              </w:rPr>
+              <w:t>Impostare M24SHAMSPEC secondo la convenzione PEYTECH; mantenere distinto db_name=M24SHAMS.</w:t>
+            </w:r>
+          </w:p>
+        </w:tc>
+      </w:tr>
+      <w:tr>
+        <w:tc>
+          <w:tcPr>
+            <w:tcW w:w="2500" w:type="pct"/>
+          </w:tcPr>
+          <w:p>
+            <w:pPr>
+              <w:rPr>
+                <w:sz w:val="15"/>
+              </w:rPr>
+            </w:pPr>
+            <w:r>
+              <w:rPr>
+                <w:sz w:val="15"/>
+              </w:rPr>
+              <w:t>DBCA calcola DB_NAME non coerente</w:t>
+            </w:r>
+          </w:p>
+        </w:tc>
+        <w:tc>
+          <w:tcPr>
+            <w:tcW w:w="2500" w:type="pct"/>
+          </w:tcPr>
+          <w:p>
+            <w:pPr>
+              <w:rPr>
+                <w:sz w:val="15"/>
+              </w:rPr>
+            </w:pPr>
+            <w:r>
+              <w:rPr>
+                <w:sz w:val="15"/>
+              </w:rPr>
+              <w:t>Correggere db_name=M24SHAMS in All Initialization Parameters, includerlo nello SPFILE e verificare gli script generati.</w:t>
+            </w:r>
+          </w:p>
+        </w:tc>
+      </w:tr>
+      <w:tr>
+        <w:tc>
+          <w:tcPr>
+            <w:tcW w:w="2500" w:type="pct"/>
+          </w:tcPr>
+          <w:p>
+            <w:pPr>
+              <w:rPr>
+                <w:sz w:val="15"/>
+              </w:rPr>
+            </w:pPr>
+            <w:r>
+              <w:rPr>
+                <w:sz w:val="15"/>
+              </w:rPr>
+              <w:t>FRA punta a DATA</w:t>
+            </w:r>
+          </w:p>
+        </w:tc>
+        <w:tc>
+          <w:tcPr>
+            <w:tcW w:w="2500" w:type="pct"/>
+          </w:tcPr>
+          <w:p>
+            <w:pPr>
+              <w:rPr>
+                <w:sz w:val="15"/>
+              </w:rPr>
+            </w:pPr>
+            <w:r>
+              <w:rPr>
+                <w:sz w:val="15"/>
+              </w:rPr>
+              <w:t>Tornare alla schermata Fast Recovery Option e scegliere +M24SHAMS_FRA.</w:t>
+            </w:r>
+          </w:p>
+        </w:tc>
+      </w:tr>
+      <w:tr>
+        <w:tc>
+          <w:tcPr>
+            <w:tcW w:w="2500" w:type="pct"/>
+          </w:tcPr>
+          <w:p>
+            <w:pPr>
+              <w:rPr>
+                <w:sz w:val="15"/>
+              </w:rPr>
+            </w:pPr>
+            <w:r>
+              <w:rPr>
+                <w:sz w:val="15"/>
+              </w:rPr>
+              <w:t>Il listener DG non compare</w:t>
+            </w:r>
+          </w:p>
+        </w:tc>
+        <w:tc>
+          <w:tcPr>
+            <w:tcW w:w="2500" w:type="pct"/>
+          </w:tcPr>
+          <w:p>
+            <w:pPr>
+              <w:rPr>
+                <w:sz w:val="15"/>
+              </w:rPr>
+            </w:pPr>
+            <w:r>
+              <w:rPr>
+                <w:sz w:val="15"/>
+              </w:rPr>
+              <w:t>Configurare prima il listener GI 1531 nell'allegato host; non crearne uno DB Home duplicato.</w:t>
+            </w:r>
+          </w:p>
+        </w:tc>
+      </w:tr>
+      <w:tr>
+        <w:tc>
+          <w:tcPr>
+            <w:tcW w:w="2500" w:type="pct"/>
+          </w:tcPr>
+          <w:p>
+            <w:pPr>
+              <w:rPr>
+                <w:sz w:val="15"/>
+              </w:rPr>
+            </w:pPr>
+            <w:r>
+              <w:rPr>
+                <w:sz w:val="15"/>
+              </w:rPr>
+              <w:t>Una option applicativa e' dubbia</w:t>
+            </w:r>
+          </w:p>
+        </w:tc>
+        <w:tc>
+          <w:tcPr>
+            <w:tcW w:w="2500" w:type="pct"/>
+          </w:tcPr>
+          <w:p>
+            <w:pPr>
+              <w:rPr>
+                <w:sz w:val="15"/>
+              </w:rPr>
+            </w:pPr>
+            <w:r>
+              <w:rPr>
+                <w:sz w:val="15"/>
+              </w:rPr>
+              <w:t>Fermare il change e ottenere conferma applicativa/licenza prima della generazione script.</w:t>
+            </w:r>
+          </w:p>
+        </w:tc>
+      </w:tr>
+      <w:tr>
+        <w:tc>
+          <w:tcPr>
+            <w:tcW w:w="2500" w:type="pct"/>
+          </w:tcPr>
+          <w:p>
+            <w:pPr>
+              <w:rPr>
+                <w:sz w:val="15"/>
+              </w:rPr>
+            </w:pPr>
+            <w:r>
+              <w:rPr>
+                <w:sz w:val="15"/>
+              </w:rPr>
+              <w:t>Il wizard e' gia' arrivato alla creazione diretta</w:t>
+            </w:r>
+          </w:p>
+        </w:tc>
+        <w:tc>
+          <w:tcPr>
+            <w:tcW w:w="2500" w:type="pct"/>
+          </w:tcPr>
+          <w:p>
+            <w:pPr>
+              <w:rPr>
+                <w:sz w:val="15"/>
+              </w:rPr>
+            </w:pPr>
+            <w:r>
+              <w:rPr>
+                <w:sz w:val="15"/>
+              </w:rPr>
+              <w:t>Annullare, riaprire DBCA e scegliere la generazione script; non promuovere un database creato fuori dal percorso approvato.</w:t>
             </w:r>
           </w:p>
         </w:tc>
@@ -26145,7 +29591,7 @@
     <w:link w:val="Heading1Char"/>
     <w:uiPriority w:val="9"/>
     <w:qFormat/>
-    <w:rsid w:val="00024F68"/>
+    <w:rsid w:val="00437B27"/>
     <w:pPr>
       <w:keepNext/>
       <w:keepLines/>
@@ -26167,7 +29613,7 @@
     <w:uiPriority w:val="9"/>
     <w:unhideWhenUsed/>
     <w:qFormat/>
-    <w:rsid w:val="00024F68"/>
+    <w:rsid w:val="00437B27"/>
     <w:pPr>
       <w:keepNext/>
       <w:keepLines/>
@@ -26190,7 +29636,7 @@
     <w:semiHidden/>
     <w:unhideWhenUsed/>
     <w:qFormat/>
-    <w:rsid w:val="00024F68"/>
+    <w:rsid w:val="00437B27"/>
     <w:pPr>
       <w:keepNext/>
       <w:keepLines/>
@@ -26213,7 +29659,7 @@
     <w:semiHidden/>
     <w:unhideWhenUsed/>
     <w:qFormat/>
-    <w:rsid w:val="00024F68"/>
+    <w:rsid w:val="00437B27"/>
     <w:pPr>
       <w:keepNext/>
       <w:keepLines/>
@@ -26236,7 +29682,7 @@
     <w:semiHidden/>
     <w:unhideWhenUsed/>
     <w:qFormat/>
-    <w:rsid w:val="00024F68"/>
+    <w:rsid w:val="00437B27"/>
     <w:pPr>
       <w:keepNext/>
       <w:keepLines/>
@@ -26257,7 +29703,7 @@
     <w:semiHidden/>
     <w:unhideWhenUsed/>
     <w:qFormat/>
-    <w:rsid w:val="00024F68"/>
+    <w:rsid w:val="00437B27"/>
     <w:pPr>
       <w:keepNext/>
       <w:keepLines/>
@@ -26280,7 +29726,7 @@
     <w:semiHidden/>
     <w:unhideWhenUsed/>
     <w:qFormat/>
-    <w:rsid w:val="00024F68"/>
+    <w:rsid w:val="00437B27"/>
     <w:pPr>
       <w:keepNext/>
       <w:keepLines/>
@@ -26301,7 +29747,7 @@
     <w:semiHidden/>
     <w:unhideWhenUsed/>
     <w:qFormat/>
-    <w:rsid w:val="00024F68"/>
+    <w:rsid w:val="00437B27"/>
     <w:pPr>
       <w:keepNext/>
       <w:keepLines/>
@@ -26324,7 +29770,7 @@
     <w:semiHidden/>
     <w:unhideWhenUsed/>
     <w:qFormat/>
-    <w:rsid w:val="00024F68"/>
+    <w:rsid w:val="00437B27"/>
     <w:pPr>
       <w:keepNext/>
       <w:keepLines/>
@@ -26368,7 +29814,7 @@
     <w:basedOn w:val="DefaultParagraphFont"/>
     <w:link w:val="Heading1"/>
     <w:uiPriority w:val="9"/>
-    <w:rsid w:val="00024F68"/>
+    <w:rsid w:val="00437B27"/>
     <w:rPr>
       <w:rFonts w:ascii="Aptos Display" w:eastAsiaTheme="majorEastAsia" w:hAnsi="Aptos Display" w:cstheme="majorBidi"/>
       <w:color w:val="003B75"/>
@@ -26381,7 +29827,7 @@
     <w:basedOn w:val="DefaultParagraphFont"/>
     <w:link w:val="Heading2"/>
     <w:uiPriority w:val="9"/>
-    <w:rsid w:val="00024F68"/>
+    <w:rsid w:val="00437B27"/>
     <w:rPr>
       <w:rFonts w:ascii="Aptos Display" w:eastAsiaTheme="majorEastAsia" w:hAnsi="Aptos Display" w:cstheme="majorBidi"/>
       <w:color w:val="003B75"/>
@@ -26394,7 +29840,7 @@
     <w:link w:val="Heading3"/>
     <w:uiPriority w:val="9"/>
     <w:semiHidden/>
-    <w:rsid w:val="00024F68"/>
+    <w:rsid w:val="00437B27"/>
     <w:rPr>
       <w:rFonts w:ascii="Aptos Display" w:eastAsiaTheme="majorEastAsia" w:hAnsi="Aptos Display" w:cstheme="majorBidi"/>
       <w:color w:val="003B75"/>
@@ -26408,7 +29854,7 @@
     <w:link w:val="Heading4"/>
     <w:uiPriority w:val="9"/>
     <w:semiHidden/>
-    <w:rsid w:val="00024F68"/>
+    <w:rsid w:val="00437B27"/>
     <w:rPr>
       <w:rFonts w:eastAsiaTheme="majorEastAsia" w:cstheme="majorBidi"/>
       <w:i/>
@@ -26422,7 +29868,7 @@
     <w:link w:val="Heading5"/>
     <w:uiPriority w:val="9"/>
     <w:semiHidden/>
-    <w:rsid w:val="00024F68"/>
+    <w:rsid w:val="00437B27"/>
     <w:rPr>
       <w:rFonts w:eastAsiaTheme="majorEastAsia" w:cstheme="majorBidi"/>
       <w:color w:val="0F4761" w:themeColor="accent1" w:themeShade="BF"/>
@@ -26434,7 +29880,7 @@
     <w:link w:val="Heading6"/>
     <w:uiPriority w:val="9"/>
     <w:semiHidden/>
-    <w:rsid w:val="00024F68"/>
+    <w:rsid w:val="00437B27"/>
     <w:rPr>
       <w:rFonts w:eastAsiaTheme="majorEastAsia" w:cstheme="majorBidi"/>
       <w:i/>
@@ -26448,7 +29894,7 @@
     <w:link w:val="Heading7"/>
     <w:uiPriority w:val="9"/>
     <w:semiHidden/>
-    <w:rsid w:val="00024F68"/>
+    <w:rsid w:val="00437B27"/>
     <w:rPr>
       <w:rFonts w:eastAsiaTheme="majorEastAsia" w:cstheme="majorBidi"/>
       <w:color w:val="595959" w:themeColor="text1" w:themeTint="A6"/>
@@ -26460,7 +29906,7 @@
     <w:link w:val="Heading8"/>
     <w:uiPriority w:val="9"/>
     <w:semiHidden/>
-    <w:rsid w:val="00024F68"/>
+    <w:rsid w:val="00437B27"/>
     <w:rPr>
       <w:rFonts w:eastAsiaTheme="majorEastAsia" w:cstheme="majorBidi"/>
       <w:i/>
@@ -26474,7 +29920,7 @@
     <w:link w:val="Heading9"/>
     <w:uiPriority w:val="9"/>
     <w:semiHidden/>
-    <w:rsid w:val="00024F68"/>
+    <w:rsid w:val="00437B27"/>
     <w:rPr>
       <w:rFonts w:eastAsiaTheme="majorEastAsia" w:cstheme="majorBidi"/>
       <w:color w:val="272727" w:themeColor="text1" w:themeTint="D8"/>
@@ -26487,7 +29933,7 @@
     <w:link w:val="TitleChar"/>
     <w:uiPriority w:val="10"/>
     <w:qFormat/>
-    <w:rsid w:val="00024F68"/>
+    <w:rsid w:val="00437B27"/>
     <w:pPr>
       <w:spacing w:before="120" w:line="240" w:lineRule="auto"/>
       <w:contextualSpacing/>
@@ -26506,7 +29952,7 @@
     <w:basedOn w:val="DefaultParagraphFont"/>
     <w:link w:val="Title"/>
     <w:uiPriority w:val="10"/>
-    <w:rsid w:val="00024F68"/>
+    <w:rsid w:val="00437B27"/>
     <w:rPr>
       <w:rFonts w:ascii="Aptos Display" w:eastAsiaTheme="majorEastAsia" w:hAnsi="Aptos Display" w:cstheme="majorBidi"/>
       <w:color w:val="003B75"/>
@@ -26523,7 +29969,7 @@
     <w:link w:val="SubtitleChar"/>
     <w:uiPriority w:val="11"/>
     <w:qFormat/>
-    <w:rsid w:val="00024F68"/>
+    <w:rsid w:val="00437B27"/>
     <w:pPr>
       <w:numPr>
         <w:ilvl w:val="1"/>
@@ -26542,7 +29988,7 @@
     <w:basedOn w:val="DefaultParagraphFont"/>
     <w:link w:val="Subtitle"/>
     <w:uiPriority w:val="11"/>
-    <w:rsid w:val="00024F68"/>
+    <w:rsid w:val="00437B27"/>
     <w:rPr>
       <w:rFonts w:eastAsiaTheme="majorEastAsia" w:cstheme="majorBidi"/>
       <w:color w:val="595959" w:themeColor="text1" w:themeTint="A6"/>
@@ -26558,7 +30004,7 @@
     <w:link w:val="QuoteChar"/>
     <w:uiPriority w:val="29"/>
     <w:qFormat/>
-    <w:rsid w:val="00024F68"/>
+    <w:rsid w:val="00437B27"/>
     <w:pPr>
       <w:spacing w:before="160"/>
       <w:jc w:val="center"/>
@@ -26574,7 +30020,7 @@
     <w:basedOn w:val="DefaultParagraphFont"/>
     <w:link w:val="Quote"/>
     <w:uiPriority w:val="29"/>
-    <w:rsid w:val="00024F68"/>
+    <w:rsid w:val="00437B27"/>
     <w:rPr>
       <w:i/>
       <w:iCs/>
@@ -26586,7 +30032,7 @@
     <w:basedOn w:val="Normal"/>
     <w:uiPriority w:val="34"/>
     <w:qFormat/>
-    <w:rsid w:val="00024F68"/>
+    <w:rsid w:val="00437B27"/>
     <w:pPr>
       <w:ind w:left="720"/>
       <w:contextualSpacing/>
@@ -26597,7 +30043,7 @@
     <w:basedOn w:val="DefaultParagraphFont"/>
     <w:uiPriority w:val="21"/>
     <w:qFormat/>
-    <w:rsid w:val="00024F68"/>
+    <w:rsid w:val="00437B27"/>
     <w:rPr>
       <w:i/>
       <w:iCs/>
@@ -26611,7 +30057,7 @@
     <w:link w:val="IntenseQuoteChar"/>
     <w:uiPriority w:val="30"/>
     <w:qFormat/>
-    <w:rsid w:val="00024F68"/>
+    <w:rsid w:val="00437B27"/>
     <w:pPr>
       <w:pBdr>
         <w:top w:val="single" w:sz="4" w:space="10" w:color="0F4761" w:themeColor="accent1" w:themeShade="BF"/>
@@ -26632,7 +30078,7 @@
     <w:basedOn w:val="DefaultParagraphFont"/>
     <w:link w:val="IntenseQuote"/>
     <w:uiPriority w:val="30"/>
-    <w:rsid w:val="00024F68"/>
+    <w:rsid w:val="00437B27"/>
     <w:rPr>
       <w:i/>
       <w:iCs/>
@@ -26644,7 +30090,7 @@
     <w:basedOn w:val="DefaultParagraphFont"/>
     <w:uiPriority w:val="32"/>
     <w:qFormat/>
-    <w:rsid w:val="00024F68"/>
+    <w:rsid w:val="00437B27"/>
     <w:rPr>
       <w:b/>
       <w:bCs/>
@@ -26659,7 +30105,7 @@
     <w:link w:val="HeaderChar"/>
     <w:uiPriority w:val="99"/>
     <w:unhideWhenUsed/>
-    <w:rsid w:val="00024F68"/>
+    <w:rsid w:val="00437B27"/>
     <w:pPr>
       <w:tabs>
         <w:tab w:val="center" w:pos="4513"/>
@@ -26673,7 +30119,7 @@
     <w:basedOn w:val="DefaultParagraphFont"/>
     <w:link w:val="Header"/>
     <w:uiPriority w:val="99"/>
-    <w:rsid w:val="00024F68"/>
+    <w:rsid w:val="00437B27"/>
     <w:rPr>
       <w:rFonts w:ascii="Aptos" w:hAnsi="Aptos"/>
       <w:sz w:val="18"/>
@@ -26685,7 +30131,7 @@
     <w:link w:val="FooterChar"/>
     <w:uiPriority w:val="99"/>
     <w:unhideWhenUsed/>
-    <w:rsid w:val="00024F68"/>
+    <w:rsid w:val="00437B27"/>
     <w:pPr>
       <w:tabs>
         <w:tab w:val="center" w:pos="4513"/>
@@ -26699,7 +30145,7 @@
     <w:basedOn w:val="DefaultParagraphFont"/>
     <w:link w:val="Footer"/>
     <w:uiPriority w:val="99"/>
-    <w:rsid w:val="00024F68"/>
+    <w:rsid w:val="00437B27"/>
     <w:rPr>
       <w:rFonts w:ascii="Aptos" w:hAnsi="Aptos"/>
       <w:sz w:val="18"/>
@@ -26709,7 +30155,7 @@
     <w:name w:val="Table Grid"/>
     <w:basedOn w:val="TableNormal"/>
     <w:uiPriority w:val="39"/>
-    <w:rsid w:val="00024F68"/>
+    <w:rsid w:val="00437B27"/>
     <w:pPr>
       <w:spacing w:after="0" w:line="240" w:lineRule="auto"/>
     </w:pPr>
